--- a/flow/20230914_vu_template/drafts/2024-08-g/31-СБ-положення пояса.docx
+++ b/flow/20230914_vu_template/drafts/2024-08-g/31-СБ-положення пояса.docx
@@ -107,19 +107,17 @@
       </w:pPr>
       <w:r>
         <w:rPr>
-          <w:rFonts w:ascii="Times New Roman" w:hAnsi="Times New Roman" w:cs="Times New Roman"/>
+          <w:rFonts w:ascii="Times New Roman" w:hAnsi="Times New Roman"/>
           <w:i/>
           <w:color w:val="FF4400"/>
           <w:sz w:val="24"/>
-          <w:szCs w:val="24"/>
         </w:rPr>
         <w:t>Священик:</w:t>
       </w:r>
       <w:r>
         <w:rPr>
-          <w:rFonts w:ascii="Times New Roman" w:hAnsi="Times New Roman" w:cs="Times New Roman"/>
-          <w:sz w:val="24"/>
-          <w:szCs w:val="24"/>
+          <w:rFonts w:ascii="Times New Roman" w:hAnsi="Times New Roman"/>
+          <w:sz w:val="24"/>
         </w:rPr>
         <w:t xml:space="preserve"> Благословенний Бог наш завжди, нині і повсякчас, і на віки віків.</w:t>
       </w:r>
@@ -180,39 +178,94 @@
     </w:p>
     <w:p>
       <w:pPr>
-        <w:spacing w:after="120"/>
-        <w:jc w:val="both"/>
-        <w:rPr>
-          <w:rFonts w:ascii="Times New Roman" w:hAnsi="Times New Roman" w:cs="Times New Roman"/>
-          <w:sz w:val="24"/>
-          <w:szCs w:val="24"/>
-        </w:rPr>
-      </w:pPr>
-      <w:r>
-        <w:rPr>
-          <w:rFonts w:ascii="Times New Roman" w:hAnsi="Times New Roman" w:cs="Times New Roman"/>
-          <w:sz w:val="24"/>
-          <w:szCs w:val="24"/>
-        </w:rPr>
-        <w:t>Свя</w:t>
-      </w:r>
-      <w:r>
-        <w:rPr>
-          <w:rFonts w:ascii="Times New Roman" w:hAnsi="Times New Roman" w:cs="Times New Roman"/>
-          <w:sz w:val="24"/>
-          <w:szCs w:val="24"/>
-        </w:rPr>
-        <w:t xml:space="preserve">тий Боже, святий Кріпкий, святий Безсмертний, помилуй нас </w:t>
-      </w:r>
-      <w:r>
-        <w:rPr>
-          <w:rFonts w:ascii="Times New Roman" w:hAnsi="Times New Roman" w:cs="Times New Roman"/>
-          <w:i/>
-          <w:color w:val="FF0000"/>
-          <w:sz w:val="24"/>
-          <w:szCs w:val="24"/>
-        </w:rPr>
-        <w:t>(3 р.)</w:t>
+        <w:pStyle w:val="a"/>
+        <w:spacing w:after="120"/>
+      </w:pPr>
+      <w:r>
+        <w:rPr>
+          <w:rFonts w:ascii="Times New Roman" w:hAnsi="Times New Roman"/>
+          <w:sz w:val="24"/>
+        </w:rPr>
+        <w:t xml:space="preserve">Святий Боже, святий Кріпкий, святий Безсмертний, помилуй нас. </w:t>
+      </w:r>
+      <w:r>
+        <w:rPr>
+          <w:rFonts w:ascii="Times New Roman" w:hAnsi="Times New Roman"/>
+          <w:i/>
+          <w:color w:val="FF0000"/>
+          <w:sz w:val="24"/>
+        </w:rPr>
+        <w:t>(3 р.)</w:t>
+      </w:r>
+    </w:p>
+    <w:p>
+      <w:pPr>
+        <w:pStyle w:val="a"/>
+        <w:spacing w:after="120"/>
+      </w:pPr>
+      <w:r>
+        <w:rPr>
+          <w:rFonts w:ascii="Times New Roman" w:hAnsi="Times New Roman"/>
+          <w:sz w:val="24"/>
+        </w:rPr>
+        <w:t>Слава Отцю, і Сину, і Святому Духові,* і нині і повсякчас, і на віки віків. Амінь.</w:t>
+      </w:r>
+    </w:p>
+    <w:p>
+      <w:pPr>
+        <w:spacing w:after="120"/>
+        <w:jc w:val="both"/>
+        <w:rPr>
+          <w:rFonts w:ascii="Times New Roman" w:hAnsi="Times New Roman" w:cs="Times New Roman"/>
+          <w:sz w:val="24"/>
+          <w:szCs w:val="24"/>
+        </w:rPr>
+      </w:pPr>
+      <w:r>
+        <w:rPr>
+          <w:rFonts w:ascii="Times New Roman" w:hAnsi="Times New Roman" w:cs="Times New Roman"/>
+          <w:sz w:val="24"/>
+          <w:szCs w:val="24"/>
+        </w:rPr>
+        <w:t>Пресвята Тройце, помилуй нас;* Господи, очисти гріхи наші;* Владико, прости беззаконня наші;* Святий, завіт</w:t>
+      </w:r>
+      <w:r>
+        <w:rPr>
+          <w:rFonts w:ascii="Times New Roman" w:hAnsi="Times New Roman" w:cs="Times New Roman"/>
+          <w:sz w:val="24"/>
+          <w:szCs w:val="24"/>
+        </w:rPr>
+        <w:t>ай і зціли немочі наші імени твого ради.</w:t>
+      </w:r>
+    </w:p>
+    <w:p>
+      <w:pPr>
+        <w:spacing w:after="120"/>
+        <w:jc w:val="both"/>
+        <w:rPr>
+          <w:rFonts w:ascii="Times New Roman" w:hAnsi="Times New Roman" w:cs="Times New Roman"/>
+          <w:i/>
+          <w:sz w:val="24"/>
+          <w:szCs w:val="24"/>
+        </w:rPr>
+      </w:pPr>
+      <w:r>
+        <w:rPr>
+          <w:rFonts w:ascii="Times New Roman" w:hAnsi="Times New Roman" w:cs="Times New Roman"/>
+          <w:sz w:val="24"/>
+          <w:szCs w:val="24"/>
+        </w:rPr>
+        <w:t xml:space="preserve">Господи, помилуй </w:t>
+      </w:r>
+      <w:r>
+        <w:rPr>
+          <w:rFonts w:ascii="Times New Roman" w:hAnsi="Times New Roman" w:cs="Times New Roman"/>
+          <w:i/>
+          <w:color w:val="FF0000"/>
+          <w:sz w:val="24"/>
+          <w:szCs w:val="24"/>
+        </w:rPr>
+        <w:t>(3 р.)</w:t>
       </w:r>
       <w:r>
         <w:rPr>
@@ -240,91 +293,6 @@
           <w:sz w:val="24"/>
           <w:szCs w:val="24"/>
         </w:rPr>
-        <w:t>Слава Отцю, і Сину, і Святому Духові,* і нині і повсякчас, і на віки віків. Амінь.</w:t>
-      </w:r>
-    </w:p>
-    <w:p>
-      <w:pPr>
-        <w:spacing w:after="120"/>
-        <w:jc w:val="both"/>
-        <w:rPr>
-          <w:rFonts w:ascii="Times New Roman" w:hAnsi="Times New Roman" w:cs="Times New Roman"/>
-          <w:sz w:val="24"/>
-          <w:szCs w:val="24"/>
-        </w:rPr>
-      </w:pPr>
-      <w:r>
-        <w:rPr>
-          <w:rFonts w:ascii="Times New Roman" w:hAnsi="Times New Roman" w:cs="Times New Roman"/>
-          <w:sz w:val="24"/>
-          <w:szCs w:val="24"/>
-        </w:rPr>
-        <w:t>Пресвята Тройце, помилуй нас;* Господи, очисти гріхи наші;* Владико, прости беззаконня наші;* Святий, завіт</w:t>
-      </w:r>
-      <w:r>
-        <w:rPr>
-          <w:rFonts w:ascii="Times New Roman" w:hAnsi="Times New Roman" w:cs="Times New Roman"/>
-          <w:sz w:val="24"/>
-          <w:szCs w:val="24"/>
-        </w:rPr>
-        <w:t>ай і зціли немочі наші імени твого ради.</w:t>
-      </w:r>
-    </w:p>
-    <w:p>
-      <w:pPr>
-        <w:spacing w:after="120"/>
-        <w:jc w:val="both"/>
-        <w:rPr>
-          <w:rFonts w:ascii="Times New Roman" w:hAnsi="Times New Roman" w:cs="Times New Roman"/>
-          <w:i/>
-          <w:sz w:val="24"/>
-          <w:szCs w:val="24"/>
-        </w:rPr>
-      </w:pPr>
-      <w:r>
-        <w:rPr>
-          <w:rFonts w:ascii="Times New Roman" w:hAnsi="Times New Roman" w:cs="Times New Roman"/>
-          <w:sz w:val="24"/>
-          <w:szCs w:val="24"/>
-        </w:rPr>
-        <w:t xml:space="preserve">Господи, помилуй </w:t>
-      </w:r>
-      <w:r>
-        <w:rPr>
-          <w:rFonts w:ascii="Times New Roman" w:hAnsi="Times New Roman" w:cs="Times New Roman"/>
-          <w:i/>
-          <w:color w:val="FF0000"/>
-          <w:sz w:val="24"/>
-          <w:szCs w:val="24"/>
-        </w:rPr>
-        <w:t>(3 р.)</w:t>
-      </w:r>
-      <w:r>
-        <w:rPr>
-          <w:rFonts w:ascii="Times New Roman" w:hAnsi="Times New Roman" w:cs="Times New Roman"/>
-          <w:i/>
-          <w:sz w:val="24"/>
-          <w:szCs w:val="24"/>
-        </w:rPr>
-        <w:t>.</w:t>
-      </w:r>
-    </w:p>
-    <w:p>
-      <w:pPr>
-        <w:spacing w:after="120"/>
-        <w:jc w:val="both"/>
-        <w:rPr>
-          <w:rFonts w:ascii="Times New Roman" w:hAnsi="Times New Roman" w:cs="Times New Roman"/>
-          <w:sz w:val="24"/>
-          <w:szCs w:val="24"/>
-        </w:rPr>
-      </w:pPr>
-      <w:r>
-        <w:rPr>
-          <w:rFonts w:ascii="Times New Roman" w:hAnsi="Times New Roman" w:cs="Times New Roman"/>
-          <w:sz w:val="24"/>
-          <w:szCs w:val="24"/>
-        </w:rPr>
         <w:t>Слава Отцю, і Сину, і Святому Духові. І</w:t>
       </w:r>
       <w:r>
@@ -443,7 +411,7 @@
           <w:sz w:val="24"/>
           <w:szCs w:val="24"/>
         </w:rPr>
-        <w:t>(12 р.)</w:t>
+        <w:t>(12 р.)</w:t>
       </w:r>
       <w:r>
         <w:rPr>
@@ -4675,7 +4643,7 @@
           <w:sz w:val="24"/>
           <w:szCs w:val="24"/>
         </w:rPr>
-        <w:t xml:space="preserve"> Господи щедрий і милосердний, довготерпеливий і многомилостивий! Вислухай молитви наші і зверни увагу на голос моління нашого і яви нам знак милости твоєї, наведи нас на дорогу твою, щоб ходили ми в твоїй правді. Звесели серця наші, щоб ми боялись імення </w:t>
+        <w:t xml:space="preserve"> Господи щедрий і милосердний, довготерпеливий і многомилостивий! Вислухай молитви наші і зверни увагу на голос моління нашого і яви нам знак милости твоєї, наведи нас на дорогу твою, щоб ходили ми в твоїй правді. Звесели серця наші, щоб ми боялись імення </w:t>
       </w:r>
       <w:r>
         <w:rPr>
@@ -4711,7 +4679,7 @@
           <w:sz w:val="24"/>
           <w:szCs w:val="24"/>
         </w:rPr>
-        <w:t>2. </w:t>
+        <w:t xml:space="preserve">2. </w:t>
       </w:r>
       <w:r>
         <w:rPr>
@@ -4763,7 +4731,7 @@
           <w:sz w:val="24"/>
           <w:szCs w:val="24"/>
         </w:rPr>
-        <w:t> Господи, Боже наш! Згадай нас грішних і недостойних слуг твоїх, коли призиваємо святе ім'я твоє, і не осороми нас, коли очікуємо милости твоєї, але вислухай, Господи, усі наші спасенні прохання, і вчини</w:t>
+        <w:t xml:space="preserve"> Господи, Боже наш! Згадай нас грішних і недостойних слуг твоїх, коли призиваємо святе ім'я твоє, і не осороми нас, коли очікуємо милости твоєї, але вислухай, Господи, усі наші спасенні прохання, і вчини</w:t>
       </w:r>
       <w:r>
         <w:rPr>
@@ -4791,7 +4759,7 @@
           <w:sz w:val="24"/>
           <w:szCs w:val="24"/>
         </w:rPr>
-        <w:t>4. </w:t>
+        <w:t xml:space="preserve">4. </w:t>
       </w:r>
       <w:r>
         <w:rPr>
@@ -4843,7 +4811,7 @@
           <w:sz w:val="24"/>
           <w:szCs w:val="24"/>
         </w:rPr>
-        <w:t> Благословенний ти, Господи Боже, Вседержителю, що знаєш думки людські, що відаєш те, чого ми потребуємо, і багато більше,</w:t>
+        <w:t xml:space="preserve"> Благословенний ти, Господи Боже, Вседержителю, що знаєш думки людські, що відаєш те, чого ми потребуємо, і багато більше,</w:t>
       </w:r>
       <w:r>
         <w:rPr>
@@ -4887,7 +4855,7 @@
           <w:sz w:val="24"/>
           <w:szCs w:val="24"/>
         </w:rPr>
-        <w:t> Господи, Господи, що пречистою твоєю долонею все утримуєш, що довго терпиш нам усім, і жалієшся задля нашої злоби! Згадай</w:t>
+        <w:t xml:space="preserve"> Господи, Господи, що пречистою твоєю долонею все утримуєш, що довго терпиш нам усім, і жалієшся задля нашої злоби! Згадай</w:t>
       </w:r>
       <w:r>
         <w:rPr>
@@ -4931,7 +4899,7 @@
           <w:sz w:val="24"/>
           <w:szCs w:val="24"/>
         </w:rPr>
-        <w:t> Боже великий і дивний, що несказанною добрістю і багатим промислом усім управляєш, і дав нам земні добра й запевнив нам обіцян</w:t>
+        <w:t xml:space="preserve"> Боже великий і дивний, що несказанною добрістю і багатим промислом усім управляєш, і дав нам земні добра й запевнив нам обіцян</w:t>
       </w:r>
       <w:r>
         <w:rPr>
@@ -4975,7 +4943,7 @@
           <w:sz w:val="24"/>
           <w:szCs w:val="24"/>
         </w:rPr>
-        <w:t> Боже великий і вишній, в тебе одного є безсмертність і в світлі живеш недоступнім. Ти все створіння мудро створив, відокремив світло від темряви і сонце поклав, щоб правити днем, а місяць і з</w:t>
+        <w:t xml:space="preserve"> Боже великий і вишній, в тебе одного є безсмертність і в світлі живеш недоступнім. Ти все створіння мудро створив, відокремив світло від темряви і сонце поклав, щоб правити днем, а місяць і з</w:t>
       </w:r>
       <w:r>
         <w:rPr>
@@ -7055,7 +7023,7 @@
           <w:color w:val="FF0000"/>
           <w:sz w:val="24"/>
         </w:rPr>
-        <w:t>(3 р.)</w:t>
+        <w:t>(3 р.)</w:t>
       </w:r>
     </w:p>
     <w:p>
@@ -8084,401 +8052,1778 @@
     </w:p>
     <w:p>
       <w:pPr>
-        <w:spacing w:after="120"/>
-        <w:jc w:val="both"/>
-        <w:rPr>
-          <w:rFonts w:ascii="Times New Roman" w:hAnsi="Times New Roman" w:cs="Times New Roman"/>
-          <w:sz w:val="24"/>
-          <w:szCs w:val="24"/>
-        </w:rPr>
-      </w:pPr>
-      <w:r>
-        <w:rPr>
-          <w:rFonts w:ascii="Times New Roman" w:eastAsia="Gungsuh" w:hAnsi="Times New Roman" w:cs="Times New Roman"/>
-          <w:sz w:val="24"/>
-          <w:szCs w:val="24"/>
-        </w:rPr>
-        <w:t>Постав, Господи, моїм устам сторожу;* до дверей губ моїх − варту!</w:t>
-      </w:r>
-    </w:p>
-    <w:p>
-      <w:pPr>
-        <w:spacing w:after="120"/>
-        <w:jc w:val="both"/>
-        <w:rPr>
-          <w:rFonts w:ascii="Times New Roman" w:hAnsi="Times New Roman" w:cs="Times New Roman"/>
-          <w:sz w:val="24"/>
-          <w:szCs w:val="24"/>
-        </w:rPr>
-      </w:pPr>
-      <w:r>
-        <w:rPr>
-          <w:rFonts w:ascii="Times New Roman" w:hAnsi="Times New Roman" w:cs="Times New Roman"/>
-          <w:sz w:val="24"/>
-          <w:szCs w:val="24"/>
-        </w:rPr>
-        <w:t>Не дай схилитися серцеві моєму* до чогось злого.</w:t>
-      </w:r>
-    </w:p>
-    <w:p>
-      <w:pPr>
-        <w:spacing w:after="120"/>
-        <w:jc w:val="both"/>
-        <w:rPr>
-          <w:rFonts w:ascii="Times New Roman" w:hAnsi="Times New Roman" w:cs="Times New Roman"/>
-          <w:sz w:val="24"/>
-          <w:szCs w:val="24"/>
-        </w:rPr>
-      </w:pPr>
-      <w:r>
-        <w:rPr>
-          <w:rFonts w:ascii="Times New Roman" w:hAnsi="Times New Roman" w:cs="Times New Roman"/>
-          <w:sz w:val="24"/>
-          <w:szCs w:val="24"/>
-        </w:rPr>
-        <w:t>Ані чинити лихі вчинки з людьми, що творять беззаконня,* – ні ласощів їхніх я не хочу їсти.</w:t>
-      </w:r>
-    </w:p>
-    <w:p>
-      <w:pPr>
-        <w:spacing w:after="120"/>
-        <w:jc w:val="both"/>
-        <w:rPr>
-          <w:rFonts w:ascii="Times New Roman" w:hAnsi="Times New Roman" w:cs="Times New Roman"/>
-          <w:sz w:val="24"/>
-          <w:szCs w:val="24"/>
-        </w:rPr>
-      </w:pPr>
-      <w:r>
-        <w:rPr>
-          <w:rFonts w:ascii="Times New Roman" w:hAnsi="Times New Roman" w:cs="Times New Roman"/>
-          <w:sz w:val="24"/>
-          <w:szCs w:val="24"/>
-        </w:rPr>
-        <w:t>Нехай праведник по-доброму б'є мене й виправляє,* а олія грішного нехай не намастить голови моєї.</w:t>
-      </w:r>
-    </w:p>
-    <w:p>
-      <w:pPr>
-        <w:spacing w:after="120"/>
-        <w:jc w:val="both"/>
-        <w:rPr>
-          <w:rFonts w:ascii="Times New Roman" w:hAnsi="Times New Roman" w:cs="Times New Roman"/>
-          <w:sz w:val="24"/>
-          <w:szCs w:val="24"/>
-        </w:rPr>
-      </w:pPr>
-      <w:r>
-        <w:rPr>
-          <w:rFonts w:ascii="Times New Roman" w:hAnsi="Times New Roman" w:cs="Times New Roman"/>
-          <w:sz w:val="24"/>
-          <w:szCs w:val="24"/>
-        </w:rPr>
-        <w:t>Я все-таки молитимусь,* незважаючи на їхні злі вчинки.</w:t>
-      </w:r>
-    </w:p>
-    <w:p>
-      <w:pPr>
-        <w:spacing w:after="120"/>
-        <w:jc w:val="both"/>
-        <w:rPr>
-          <w:rFonts w:ascii="Times New Roman" w:hAnsi="Times New Roman" w:cs="Times New Roman"/>
-          <w:sz w:val="24"/>
-          <w:szCs w:val="24"/>
-        </w:rPr>
-      </w:pPr>
-      <w:r>
-        <w:rPr>
-          <w:rFonts w:ascii="Times New Roman" w:hAnsi="Times New Roman" w:cs="Times New Roman"/>
-          <w:sz w:val="24"/>
-          <w:szCs w:val="24"/>
-        </w:rPr>
-        <w:t>Якщо суддів їхніх скинуть в ущелини скелі,* то почують, що слова мої любі.</w:t>
-      </w:r>
-    </w:p>
-    <w:p>
-      <w:pPr>
-        <w:spacing w:after="120"/>
-        <w:jc w:val="both"/>
-        <w:rPr>
-          <w:rFonts w:ascii="Times New Roman" w:hAnsi="Times New Roman" w:cs="Times New Roman"/>
-          <w:sz w:val="24"/>
-          <w:szCs w:val="24"/>
-        </w:rPr>
-      </w:pPr>
-      <w:r>
-        <w:rPr>
-          <w:rFonts w:ascii="Times New Roman" w:hAnsi="Times New Roman" w:cs="Times New Roman"/>
-          <w:sz w:val="24"/>
-          <w:szCs w:val="24"/>
-        </w:rPr>
-        <w:t>Немовби хтось розбив і розри</w:t>
-      </w:r>
-      <w:r>
-        <w:rPr>
-          <w:rFonts w:ascii="Times New Roman" w:hAnsi="Times New Roman" w:cs="Times New Roman"/>
-          <w:sz w:val="24"/>
-          <w:szCs w:val="24"/>
-        </w:rPr>
-        <w:t>в землю,* розкидано їхні кості перед адом.</w:t>
-      </w:r>
-    </w:p>
-    <w:p>
-      <w:pPr>
-        <w:spacing w:after="120"/>
-        <w:jc w:val="both"/>
-        <w:rPr>
-          <w:rFonts w:ascii="Times New Roman" w:hAnsi="Times New Roman" w:cs="Times New Roman"/>
-          <w:sz w:val="24"/>
-          <w:szCs w:val="24"/>
-        </w:rPr>
-      </w:pPr>
-      <w:r>
-        <w:rPr>
-          <w:rFonts w:ascii="Times New Roman" w:hAnsi="Times New Roman" w:cs="Times New Roman"/>
-          <w:sz w:val="24"/>
-          <w:szCs w:val="24"/>
-        </w:rPr>
-        <w:t>Бо до тебе, Господи, мій Боже, мої очі;* до тебе прибігаю, не губи душі моєї.</w:t>
-      </w:r>
-    </w:p>
-    <w:p>
-      <w:pPr>
-        <w:spacing w:after="120"/>
-        <w:jc w:val="both"/>
-        <w:rPr>
-          <w:rFonts w:ascii="Times New Roman" w:hAnsi="Times New Roman" w:cs="Times New Roman"/>
-          <w:sz w:val="24"/>
-          <w:szCs w:val="24"/>
-        </w:rPr>
-      </w:pPr>
-      <w:r>
-        <w:rPr>
-          <w:rFonts w:ascii="Times New Roman" w:hAnsi="Times New Roman" w:cs="Times New Roman"/>
-          <w:sz w:val="24"/>
-          <w:szCs w:val="24"/>
-        </w:rPr>
-        <w:t>Збережи мене від петлі, що її наставили на мене,* і від сильця тих, що творять беззаконня.</w:t>
-      </w:r>
-    </w:p>
-    <w:p>
-      <w:pPr>
-        <w:spacing w:after="120"/>
-        <w:jc w:val="both"/>
-        <w:rPr>
-          <w:rFonts w:ascii="Times New Roman" w:hAnsi="Times New Roman" w:cs="Times New Roman"/>
-          <w:sz w:val="24"/>
-          <w:szCs w:val="24"/>
-        </w:rPr>
-      </w:pPr>
-      <w:r>
-        <w:rPr>
-          <w:rFonts w:ascii="Times New Roman" w:hAnsi="Times New Roman" w:cs="Times New Roman"/>
-          <w:sz w:val="24"/>
-          <w:szCs w:val="24"/>
-        </w:rPr>
-        <w:t>Нехай грішники впадуть у власні сіті всі раз</w:t>
-      </w:r>
-      <w:r>
-        <w:rPr>
-          <w:rFonts w:ascii="Times New Roman" w:hAnsi="Times New Roman" w:cs="Times New Roman"/>
-          <w:sz w:val="24"/>
-          <w:szCs w:val="24"/>
-        </w:rPr>
-        <w:t>ом,* а я пройду безпечно.</w:t>
-      </w:r>
-    </w:p>
-    <w:p>
-      <w:pPr>
-        <w:spacing w:after="120"/>
-        <w:jc w:val="center"/>
-        <w:rPr>
-          <w:rFonts w:ascii="Times New Roman" w:hAnsi="Times New Roman" w:cs="Times New Roman"/>
+        <w:pStyle w:val="a"/>
+        <w:spacing w:after="120"/>
+      </w:pPr>
+      <w:r>
+        <w:rPr>
+          <w:rFonts w:ascii="Times New Roman" w:hAnsi="Times New Roman"/>
+          <w:sz w:val="24"/>
+        </w:rPr>
+        <w:t>Поста́в</w:t>
+      </w:r>
+      <w:r>
+        <w:rPr>
+          <w:rFonts w:ascii="Times New Roman" w:hAnsi="Times New Roman"/>
+          <w:sz w:val="24"/>
+        </w:rPr>
+        <w:t xml:space="preserve">, </w:t>
+      </w:r>
+      <w:r>
+        <w:rPr>
+          <w:rFonts w:ascii="Times New Roman" w:hAnsi="Times New Roman"/>
+          <w:sz w:val="24"/>
+        </w:rPr>
+        <w:t>Го́споди</w:t>
+      </w:r>
+      <w:r>
+        <w:rPr>
+          <w:rFonts w:ascii="Times New Roman" w:hAnsi="Times New Roman"/>
+          <w:sz w:val="24"/>
+        </w:rPr>
+        <w:t xml:space="preserve">, </w:t>
+      </w:r>
+      <w:r>
+        <w:rPr>
+          <w:rFonts w:ascii="Times New Roman" w:hAnsi="Times New Roman"/>
+          <w:sz w:val="24"/>
+        </w:rPr>
+        <w:t>мої́м</w:t>
+      </w:r>
+      <w:r>
+        <w:rPr>
+          <w:rFonts w:ascii="Times New Roman" w:hAnsi="Times New Roman"/>
+          <w:sz w:val="24"/>
+        </w:rPr>
+        <w:t xml:space="preserve"> </w:t>
+      </w:r>
+      <w:r>
+        <w:rPr>
+          <w:rFonts w:ascii="Times New Roman" w:hAnsi="Times New Roman"/>
+          <w:sz w:val="24"/>
+        </w:rPr>
+        <w:t>уста́м</w:t>
+      </w:r>
+      <w:r>
+        <w:rPr>
+          <w:rFonts w:ascii="Times New Roman" w:hAnsi="Times New Roman"/>
+          <w:sz w:val="24"/>
+        </w:rPr>
+        <w:t xml:space="preserve"> </w:t>
+      </w:r>
+      <w:r>
+        <w:rPr>
+          <w:rFonts w:ascii="Times New Roman" w:hAnsi="Times New Roman"/>
+          <w:sz w:val="24"/>
+        </w:rPr>
+        <w:t>сторо́жу</w:t>
+      </w:r>
+      <w:r>
+        <w:rPr>
+          <w:rFonts w:ascii="Times New Roman" w:hAnsi="Times New Roman"/>
+          <w:sz w:val="24"/>
+        </w:rPr>
+        <w:t xml:space="preserve">;* до </w:t>
+      </w:r>
+      <w:r>
+        <w:rPr>
+          <w:rFonts w:ascii="Times New Roman" w:hAnsi="Times New Roman"/>
+          <w:sz w:val="24"/>
+        </w:rPr>
+        <w:t>двере́й</w:t>
+      </w:r>
+      <w:r>
+        <w:rPr>
+          <w:rFonts w:ascii="Times New Roman" w:hAnsi="Times New Roman"/>
+          <w:sz w:val="24"/>
+        </w:rPr>
+        <w:t xml:space="preserve"> губ </w:t>
+      </w:r>
+      <w:r>
+        <w:rPr>
+          <w:rFonts w:ascii="Times New Roman" w:hAnsi="Times New Roman"/>
+          <w:sz w:val="24"/>
+        </w:rPr>
+        <w:t>мої́х</w:t>
+      </w:r>
+      <w:r>
+        <w:rPr>
+          <w:rFonts w:ascii="Times New Roman" w:hAnsi="Times New Roman"/>
+          <w:sz w:val="24"/>
+        </w:rPr>
+        <w:t xml:space="preserve"> − </w:t>
+      </w:r>
+      <w:r>
+        <w:rPr>
+          <w:rFonts w:ascii="Times New Roman" w:hAnsi="Times New Roman"/>
+          <w:sz w:val="24"/>
+        </w:rPr>
+        <w:t>ва́рту</w:t>
+      </w:r>
+      <w:r>
+        <w:rPr>
+          <w:rFonts w:ascii="Times New Roman" w:hAnsi="Times New Roman"/>
+          <w:sz w:val="24"/>
+        </w:rPr>
+        <w:t>!</w:t>
+      </w:r>
+    </w:p>
+    <w:p>
+      <w:pPr>
+        <w:pStyle w:val="a"/>
+        <w:spacing w:after="120"/>
+      </w:pPr>
+      <w:r>
+        <w:rPr>
+          <w:rFonts w:ascii="Times New Roman" w:hAnsi="Times New Roman"/>
+          <w:sz w:val="24"/>
+        </w:rPr>
+        <w:t xml:space="preserve">Не дай </w:t>
+      </w:r>
+      <w:r>
+        <w:rPr>
+          <w:rFonts w:ascii="Times New Roman" w:hAnsi="Times New Roman"/>
+          <w:sz w:val="24"/>
+        </w:rPr>
+        <w:t>схили́тися</w:t>
+      </w:r>
+      <w:r>
+        <w:rPr>
+          <w:rFonts w:ascii="Times New Roman" w:hAnsi="Times New Roman"/>
+          <w:sz w:val="24"/>
+        </w:rPr>
+        <w:t xml:space="preserve"> </w:t>
+      </w:r>
+      <w:r>
+        <w:rPr>
+          <w:rFonts w:ascii="Times New Roman" w:hAnsi="Times New Roman"/>
+          <w:sz w:val="24"/>
+        </w:rPr>
+        <w:t>се́рцеві</w:t>
+      </w:r>
+      <w:r>
+        <w:rPr>
+          <w:rFonts w:ascii="Times New Roman" w:hAnsi="Times New Roman"/>
+          <w:sz w:val="24"/>
+        </w:rPr>
+        <w:t xml:space="preserve"> </w:t>
+      </w:r>
+      <w:r>
+        <w:rPr>
+          <w:rFonts w:ascii="Times New Roman" w:hAnsi="Times New Roman"/>
+          <w:sz w:val="24"/>
+        </w:rPr>
+        <w:t>моє́му</w:t>
+      </w:r>
+      <w:r>
+        <w:rPr>
+          <w:rFonts w:ascii="Times New Roman" w:hAnsi="Times New Roman"/>
+          <w:sz w:val="24"/>
+        </w:rPr>
+        <w:t xml:space="preserve">* до </w:t>
+      </w:r>
+      <w:r>
+        <w:rPr>
+          <w:rFonts w:ascii="Times New Roman" w:hAnsi="Times New Roman"/>
+          <w:sz w:val="24"/>
+        </w:rPr>
+        <w:t>чо́гось</w:t>
+      </w:r>
+      <w:r>
+        <w:rPr>
+          <w:rFonts w:ascii="Times New Roman" w:hAnsi="Times New Roman"/>
+          <w:sz w:val="24"/>
+        </w:rPr>
+        <w:t xml:space="preserve"> </w:t>
+      </w:r>
+      <w:r>
+        <w:rPr>
+          <w:rFonts w:ascii="Times New Roman" w:hAnsi="Times New Roman"/>
+          <w:sz w:val="24"/>
+        </w:rPr>
+        <w:t>зло́го</w:t>
+      </w:r>
+      <w:r>
+        <w:rPr>
+          <w:rFonts w:ascii="Times New Roman" w:hAnsi="Times New Roman"/>
+          <w:sz w:val="24"/>
+        </w:rPr>
+        <w:t>.</w:t>
+      </w:r>
+    </w:p>
+    <w:p>
+      <w:pPr>
+        <w:pStyle w:val="a"/>
+        <w:spacing w:after="120"/>
+      </w:pPr>
+      <w:r>
+        <w:rPr>
+          <w:rFonts w:ascii="Times New Roman" w:hAnsi="Times New Roman"/>
+          <w:sz w:val="24"/>
+        </w:rPr>
+        <w:t xml:space="preserve">Ані </w:t>
+      </w:r>
+      <w:r>
+        <w:rPr>
+          <w:rFonts w:ascii="Times New Roman" w:hAnsi="Times New Roman"/>
+          <w:sz w:val="24"/>
+        </w:rPr>
+        <w:t>чини́ти</w:t>
+      </w:r>
+      <w:r>
+        <w:rPr>
+          <w:rFonts w:ascii="Times New Roman" w:hAnsi="Times New Roman"/>
+          <w:sz w:val="24"/>
+        </w:rPr>
+        <w:t xml:space="preserve"> лихі́ </w:t>
+      </w:r>
+      <w:r>
+        <w:rPr>
+          <w:rFonts w:ascii="Times New Roman" w:hAnsi="Times New Roman"/>
+          <w:sz w:val="24"/>
+        </w:rPr>
+        <w:t>вчи́нки</w:t>
+      </w:r>
+      <w:r>
+        <w:rPr>
+          <w:rFonts w:ascii="Times New Roman" w:hAnsi="Times New Roman"/>
+          <w:sz w:val="24"/>
+        </w:rPr>
+        <w:t xml:space="preserve"> з людьми́, що </w:t>
+      </w:r>
+      <w:r>
+        <w:rPr>
+          <w:rFonts w:ascii="Times New Roman" w:hAnsi="Times New Roman"/>
+          <w:sz w:val="24"/>
+        </w:rPr>
+        <w:t>тво́рять</w:t>
+      </w:r>
+      <w:r>
+        <w:rPr>
+          <w:rFonts w:ascii="Times New Roman" w:hAnsi="Times New Roman"/>
+          <w:sz w:val="24"/>
+        </w:rPr>
+        <w:t xml:space="preserve"> </w:t>
+      </w:r>
+      <w:r>
+        <w:rPr>
+          <w:rFonts w:ascii="Times New Roman" w:hAnsi="Times New Roman"/>
+          <w:sz w:val="24"/>
+        </w:rPr>
+        <w:t>беззако́ння</w:t>
+      </w:r>
+      <w:r>
+        <w:rPr>
+          <w:rFonts w:ascii="Times New Roman" w:hAnsi="Times New Roman"/>
+          <w:sz w:val="24"/>
+        </w:rPr>
+        <w:t xml:space="preserve">,* – ні </w:t>
+      </w:r>
+      <w:r>
+        <w:rPr>
+          <w:rFonts w:ascii="Times New Roman" w:hAnsi="Times New Roman"/>
+          <w:sz w:val="24"/>
+        </w:rPr>
+        <w:t>ла́сощів</w:t>
+      </w:r>
+      <w:r>
+        <w:rPr>
+          <w:rFonts w:ascii="Times New Roman" w:hAnsi="Times New Roman"/>
+          <w:sz w:val="24"/>
+        </w:rPr>
+        <w:t xml:space="preserve"> </w:t>
+      </w:r>
+      <w:r>
+        <w:rPr>
+          <w:rFonts w:ascii="Times New Roman" w:hAnsi="Times New Roman"/>
+          <w:sz w:val="24"/>
+        </w:rPr>
+        <w:t>ї́хніх</w:t>
+      </w:r>
+      <w:r>
+        <w:rPr>
+          <w:rFonts w:ascii="Times New Roman" w:hAnsi="Times New Roman"/>
+          <w:sz w:val="24"/>
+        </w:rPr>
+        <w:t xml:space="preserve"> я не </w:t>
+      </w:r>
+      <w:r>
+        <w:rPr>
+          <w:rFonts w:ascii="Times New Roman" w:hAnsi="Times New Roman"/>
+          <w:sz w:val="24"/>
+        </w:rPr>
+        <w:t>хо́чу</w:t>
+      </w:r>
+      <w:r>
+        <w:rPr>
+          <w:rFonts w:ascii="Times New Roman" w:hAnsi="Times New Roman"/>
+          <w:sz w:val="24"/>
+        </w:rPr>
+        <w:t xml:space="preserve"> </w:t>
+      </w:r>
+      <w:r>
+        <w:rPr>
+          <w:rFonts w:ascii="Times New Roman" w:hAnsi="Times New Roman"/>
+          <w:sz w:val="24"/>
+        </w:rPr>
+        <w:t>ї́сти</w:t>
+      </w:r>
+      <w:r>
+        <w:rPr>
+          <w:rFonts w:ascii="Times New Roman" w:hAnsi="Times New Roman"/>
+          <w:sz w:val="24"/>
+        </w:rPr>
+        <w:t>.</w:t>
+      </w:r>
+    </w:p>
+    <w:p>
+      <w:pPr>
+        <w:pStyle w:val="a"/>
+        <w:spacing w:after="120"/>
+      </w:pPr>
+      <w:r>
+        <w:rPr>
+          <w:rFonts w:ascii="Times New Roman" w:hAnsi="Times New Roman"/>
+          <w:sz w:val="24"/>
+        </w:rPr>
+        <w:t>Неха́й</w:t>
+      </w:r>
+      <w:r>
+        <w:rPr>
+          <w:rFonts w:ascii="Times New Roman" w:hAnsi="Times New Roman"/>
+          <w:sz w:val="24"/>
+        </w:rPr>
+        <w:t xml:space="preserve"> </w:t>
+      </w:r>
+      <w:r>
+        <w:rPr>
+          <w:rFonts w:ascii="Times New Roman" w:hAnsi="Times New Roman"/>
+          <w:sz w:val="24"/>
+        </w:rPr>
+        <w:t>пра́ведник</w:t>
+      </w:r>
+      <w:r>
+        <w:rPr>
+          <w:rFonts w:ascii="Times New Roman" w:hAnsi="Times New Roman"/>
+          <w:sz w:val="24"/>
+        </w:rPr>
+        <w:t xml:space="preserve"> </w:t>
+      </w:r>
+      <w:r>
+        <w:rPr>
+          <w:rFonts w:ascii="Times New Roman" w:hAnsi="Times New Roman"/>
+          <w:sz w:val="24"/>
+        </w:rPr>
+        <w:t>по-до́брому</w:t>
+      </w:r>
+      <w:r>
+        <w:rPr>
+          <w:rFonts w:ascii="Times New Roman" w:hAnsi="Times New Roman"/>
+          <w:sz w:val="24"/>
+        </w:rPr>
+        <w:t xml:space="preserve"> б’є мене́ й </w:t>
+      </w:r>
+      <w:r>
+        <w:rPr>
+          <w:rFonts w:ascii="Times New Roman" w:hAnsi="Times New Roman"/>
+          <w:sz w:val="24"/>
+        </w:rPr>
+        <w:t>виправля́є</w:t>
+      </w:r>
+      <w:r>
+        <w:rPr>
+          <w:rFonts w:ascii="Times New Roman" w:hAnsi="Times New Roman"/>
+          <w:sz w:val="24"/>
+        </w:rPr>
+        <w:t xml:space="preserve">,* а </w:t>
+      </w:r>
+      <w:r>
+        <w:rPr>
+          <w:rFonts w:ascii="Times New Roman" w:hAnsi="Times New Roman"/>
+          <w:sz w:val="24"/>
+        </w:rPr>
+        <w:t>олі́я</w:t>
+      </w:r>
+      <w:r>
+        <w:rPr>
+          <w:rFonts w:ascii="Times New Roman" w:hAnsi="Times New Roman"/>
+          <w:sz w:val="24"/>
+        </w:rPr>
+        <w:t xml:space="preserve"> </w:t>
+      </w:r>
+      <w:r>
+        <w:rPr>
+          <w:rFonts w:ascii="Times New Roman" w:hAnsi="Times New Roman"/>
+          <w:sz w:val="24"/>
+        </w:rPr>
+        <w:t>грі́шного</w:t>
+      </w:r>
+      <w:r>
+        <w:rPr>
+          <w:rFonts w:ascii="Times New Roman" w:hAnsi="Times New Roman"/>
+          <w:sz w:val="24"/>
+        </w:rPr>
+        <w:t xml:space="preserve"> </w:t>
+      </w:r>
+      <w:r>
+        <w:rPr>
+          <w:rFonts w:ascii="Times New Roman" w:hAnsi="Times New Roman"/>
+          <w:sz w:val="24"/>
+        </w:rPr>
+        <w:t>неха́й</w:t>
+      </w:r>
+      <w:r>
+        <w:rPr>
+          <w:rFonts w:ascii="Times New Roman" w:hAnsi="Times New Roman"/>
+          <w:sz w:val="24"/>
+        </w:rPr>
+        <w:t xml:space="preserve"> не </w:t>
+      </w:r>
+      <w:r>
+        <w:rPr>
+          <w:rFonts w:ascii="Times New Roman" w:hAnsi="Times New Roman"/>
+          <w:sz w:val="24"/>
+        </w:rPr>
+        <w:t>нама́стить</w:t>
+      </w:r>
+      <w:r>
+        <w:rPr>
+          <w:rFonts w:ascii="Times New Roman" w:hAnsi="Times New Roman"/>
+          <w:sz w:val="24"/>
+        </w:rPr>
+        <w:t xml:space="preserve"> голови́ </w:t>
+      </w:r>
+      <w:r>
+        <w:rPr>
+          <w:rFonts w:ascii="Times New Roman" w:hAnsi="Times New Roman"/>
+          <w:sz w:val="24"/>
+        </w:rPr>
+        <w:t>моє́ї</w:t>
+      </w:r>
+      <w:r>
+        <w:rPr>
+          <w:rFonts w:ascii="Times New Roman" w:hAnsi="Times New Roman"/>
+          <w:sz w:val="24"/>
+        </w:rPr>
+        <w:t>.</w:t>
+      </w:r>
+    </w:p>
+    <w:p>
+      <w:pPr>
+        <w:pStyle w:val="a"/>
+        <w:spacing w:after="120"/>
+      </w:pPr>
+      <w:r>
+        <w:rPr>
+          <w:rFonts w:ascii="Times New Roman" w:hAnsi="Times New Roman"/>
+          <w:sz w:val="24"/>
+        </w:rPr>
+        <w:t xml:space="preserve">Я все-таки́ </w:t>
+      </w:r>
+      <w:r>
+        <w:rPr>
+          <w:rFonts w:ascii="Times New Roman" w:hAnsi="Times New Roman"/>
+          <w:sz w:val="24"/>
+        </w:rPr>
+        <w:t>моли́тимусь</w:t>
+      </w:r>
+      <w:r>
+        <w:rPr>
+          <w:rFonts w:ascii="Times New Roman" w:hAnsi="Times New Roman"/>
+          <w:sz w:val="24"/>
+        </w:rPr>
+        <w:t xml:space="preserve">,* </w:t>
+      </w:r>
+      <w:r>
+        <w:rPr>
+          <w:rFonts w:ascii="Times New Roman" w:hAnsi="Times New Roman"/>
+          <w:sz w:val="24"/>
+        </w:rPr>
+        <w:t>незважа́ючи</w:t>
+      </w:r>
+      <w:r>
+        <w:rPr>
+          <w:rFonts w:ascii="Times New Roman" w:hAnsi="Times New Roman"/>
+          <w:sz w:val="24"/>
+        </w:rPr>
+        <w:t xml:space="preserve"> на </w:t>
+      </w:r>
+      <w:r>
+        <w:rPr>
+          <w:rFonts w:ascii="Times New Roman" w:hAnsi="Times New Roman"/>
+          <w:sz w:val="24"/>
+        </w:rPr>
+        <w:t>ї́хні</w:t>
+      </w:r>
+      <w:r>
+        <w:rPr>
+          <w:rFonts w:ascii="Times New Roman" w:hAnsi="Times New Roman"/>
+          <w:sz w:val="24"/>
+        </w:rPr>
+        <w:t xml:space="preserve"> злі </w:t>
+      </w:r>
+      <w:r>
+        <w:rPr>
+          <w:rFonts w:ascii="Times New Roman" w:hAnsi="Times New Roman"/>
+          <w:sz w:val="24"/>
+        </w:rPr>
+        <w:t>вчи́нки</w:t>
+      </w:r>
+      <w:r>
+        <w:rPr>
+          <w:rFonts w:ascii="Times New Roman" w:hAnsi="Times New Roman"/>
+          <w:sz w:val="24"/>
+        </w:rPr>
+        <w:t>.</w:t>
+      </w:r>
+    </w:p>
+    <w:p>
+      <w:pPr>
+        <w:pStyle w:val="a"/>
+        <w:spacing w:after="120"/>
+      </w:pPr>
+      <w:r>
+        <w:rPr>
+          <w:rFonts w:ascii="Times New Roman" w:hAnsi="Times New Roman"/>
+          <w:sz w:val="24"/>
+        </w:rPr>
+        <w:t xml:space="preserve">Якщо́ </w:t>
+      </w:r>
+      <w:r>
+        <w:rPr>
+          <w:rFonts w:ascii="Times New Roman" w:hAnsi="Times New Roman"/>
+          <w:sz w:val="24"/>
+        </w:rPr>
+        <w:t>су́ддів</w:t>
+      </w:r>
+      <w:r>
+        <w:rPr>
+          <w:rFonts w:ascii="Times New Roman" w:hAnsi="Times New Roman"/>
+          <w:sz w:val="24"/>
+        </w:rPr>
+        <w:t xml:space="preserve"> </w:t>
+      </w:r>
+      <w:r>
+        <w:rPr>
+          <w:rFonts w:ascii="Times New Roman" w:hAnsi="Times New Roman"/>
+          <w:sz w:val="24"/>
+        </w:rPr>
+        <w:t>ї́хніх</w:t>
+      </w:r>
+      <w:r>
+        <w:rPr>
+          <w:rFonts w:ascii="Times New Roman" w:hAnsi="Times New Roman"/>
+          <w:sz w:val="24"/>
+        </w:rPr>
+        <w:t xml:space="preserve"> </w:t>
+      </w:r>
+      <w:r>
+        <w:rPr>
+          <w:rFonts w:ascii="Times New Roman" w:hAnsi="Times New Roman"/>
+          <w:sz w:val="24"/>
+        </w:rPr>
+        <w:t>ски́нуть</w:t>
+      </w:r>
+      <w:r>
+        <w:rPr>
+          <w:rFonts w:ascii="Times New Roman" w:hAnsi="Times New Roman"/>
+          <w:sz w:val="24"/>
+        </w:rPr>
+        <w:t xml:space="preserve"> в </w:t>
+      </w:r>
+      <w:r>
+        <w:rPr>
+          <w:rFonts w:ascii="Times New Roman" w:hAnsi="Times New Roman"/>
+          <w:sz w:val="24"/>
+        </w:rPr>
+        <w:t>уще́лини</w:t>
+      </w:r>
+      <w:r>
+        <w:rPr>
+          <w:rFonts w:ascii="Times New Roman" w:hAnsi="Times New Roman"/>
+          <w:sz w:val="24"/>
+        </w:rPr>
+        <w:t xml:space="preserve"> </w:t>
+      </w:r>
+      <w:r>
+        <w:rPr>
+          <w:rFonts w:ascii="Times New Roman" w:hAnsi="Times New Roman"/>
+          <w:sz w:val="24"/>
+        </w:rPr>
+        <w:t>ске́лі</w:t>
+      </w:r>
+      <w:r>
+        <w:rPr>
+          <w:rFonts w:ascii="Times New Roman" w:hAnsi="Times New Roman"/>
+          <w:sz w:val="24"/>
+        </w:rPr>
+        <w:t xml:space="preserve">,* то </w:t>
+      </w:r>
+      <w:r>
+        <w:rPr>
+          <w:rFonts w:ascii="Times New Roman" w:hAnsi="Times New Roman"/>
+          <w:sz w:val="24"/>
+        </w:rPr>
+        <w:t>почу́ють</w:t>
+      </w:r>
+      <w:r>
+        <w:rPr>
+          <w:rFonts w:ascii="Times New Roman" w:hAnsi="Times New Roman"/>
+          <w:sz w:val="24"/>
+        </w:rPr>
+        <w:t xml:space="preserve">, що слова́ мої́ </w:t>
+      </w:r>
+      <w:r>
+        <w:rPr>
+          <w:rFonts w:ascii="Times New Roman" w:hAnsi="Times New Roman"/>
+          <w:sz w:val="24"/>
+        </w:rPr>
+        <w:t>лю́бі</w:t>
+      </w:r>
+      <w:r>
+        <w:rPr>
+          <w:rFonts w:ascii="Times New Roman" w:hAnsi="Times New Roman"/>
+          <w:sz w:val="24"/>
+        </w:rPr>
+        <w:t>.</w:t>
+      </w:r>
+    </w:p>
+    <w:p>
+      <w:pPr>
+        <w:pStyle w:val="a"/>
+        <w:spacing w:after="120"/>
+      </w:pPr>
+      <w:r>
+        <w:rPr>
+          <w:rFonts w:ascii="Times New Roman" w:hAnsi="Times New Roman"/>
+          <w:sz w:val="24"/>
+        </w:rPr>
+        <w:t>Немо́вби</w:t>
+      </w:r>
+      <w:r>
+        <w:rPr>
+          <w:rFonts w:ascii="Times New Roman" w:hAnsi="Times New Roman"/>
+          <w:sz w:val="24"/>
+        </w:rPr>
+        <w:t xml:space="preserve"> хтось </w:t>
+      </w:r>
+      <w:r>
+        <w:rPr>
+          <w:rFonts w:ascii="Times New Roman" w:hAnsi="Times New Roman"/>
+          <w:sz w:val="24"/>
+        </w:rPr>
+        <w:t>розби́в</w:t>
+      </w:r>
+      <w:r>
+        <w:rPr>
+          <w:rFonts w:ascii="Times New Roman" w:hAnsi="Times New Roman"/>
+          <w:sz w:val="24"/>
+        </w:rPr>
+        <w:t xml:space="preserve"> і </w:t>
+      </w:r>
+      <w:r>
+        <w:rPr>
+          <w:rFonts w:ascii="Times New Roman" w:hAnsi="Times New Roman"/>
+          <w:sz w:val="24"/>
+        </w:rPr>
+        <w:t>розри́в</w:t>
+      </w:r>
+      <w:r>
+        <w:rPr>
+          <w:rFonts w:ascii="Times New Roman" w:hAnsi="Times New Roman"/>
+          <w:sz w:val="24"/>
+        </w:rPr>
+        <w:t xml:space="preserve"> </w:t>
+      </w:r>
+      <w:r>
+        <w:rPr>
+          <w:rFonts w:ascii="Times New Roman" w:hAnsi="Times New Roman"/>
+          <w:sz w:val="24"/>
+        </w:rPr>
+        <w:t>зе́млю</w:t>
+      </w:r>
+      <w:r>
+        <w:rPr>
+          <w:rFonts w:ascii="Times New Roman" w:hAnsi="Times New Roman"/>
+          <w:sz w:val="24"/>
+        </w:rPr>
+        <w:t xml:space="preserve">,* </w:t>
+      </w:r>
+      <w:r>
+        <w:rPr>
+          <w:rFonts w:ascii="Times New Roman" w:hAnsi="Times New Roman"/>
+          <w:sz w:val="24"/>
+        </w:rPr>
+        <w:t>розки́дано</w:t>
+      </w:r>
+      <w:r>
+        <w:rPr>
+          <w:rFonts w:ascii="Times New Roman" w:hAnsi="Times New Roman"/>
+          <w:sz w:val="24"/>
+        </w:rPr>
+        <w:t xml:space="preserve"> </w:t>
+      </w:r>
+      <w:r>
+        <w:rPr>
+          <w:rFonts w:ascii="Times New Roman" w:hAnsi="Times New Roman"/>
+          <w:sz w:val="24"/>
+        </w:rPr>
+        <w:t>ї́хні</w:t>
+      </w:r>
+      <w:r>
+        <w:rPr>
+          <w:rFonts w:ascii="Times New Roman" w:hAnsi="Times New Roman"/>
+          <w:sz w:val="24"/>
+        </w:rPr>
+        <w:t xml:space="preserve"> </w:t>
+      </w:r>
+      <w:r>
+        <w:rPr>
+          <w:rFonts w:ascii="Times New Roman" w:hAnsi="Times New Roman"/>
+          <w:sz w:val="24"/>
+        </w:rPr>
+        <w:t>ко́сті</w:t>
+      </w:r>
+      <w:r>
+        <w:rPr>
+          <w:rFonts w:ascii="Times New Roman" w:hAnsi="Times New Roman"/>
+          <w:sz w:val="24"/>
+        </w:rPr>
+        <w:t xml:space="preserve"> </w:t>
+      </w:r>
+      <w:r>
+        <w:rPr>
+          <w:rFonts w:ascii="Times New Roman" w:hAnsi="Times New Roman"/>
+          <w:sz w:val="24"/>
+        </w:rPr>
+        <w:t>пе́ред</w:t>
+      </w:r>
+      <w:r>
+        <w:rPr>
+          <w:rFonts w:ascii="Times New Roman" w:hAnsi="Times New Roman"/>
+          <w:sz w:val="24"/>
+        </w:rPr>
+        <w:t xml:space="preserve"> </w:t>
+      </w:r>
+      <w:r>
+        <w:rPr>
+          <w:rFonts w:ascii="Times New Roman" w:hAnsi="Times New Roman"/>
+          <w:sz w:val="24"/>
+        </w:rPr>
+        <w:t>а́дом</w:t>
+      </w:r>
+      <w:r>
+        <w:rPr>
+          <w:rFonts w:ascii="Times New Roman" w:hAnsi="Times New Roman"/>
+          <w:sz w:val="24"/>
+        </w:rPr>
+        <w:t>.</w:t>
+      </w:r>
+    </w:p>
+    <w:p>
+      <w:pPr>
+        <w:pStyle w:val="a"/>
+        <w:spacing w:after="120"/>
+      </w:pPr>
+      <w:r>
+        <w:rPr>
+          <w:rFonts w:ascii="Times New Roman" w:hAnsi="Times New Roman"/>
+          <w:sz w:val="24"/>
+        </w:rPr>
+        <w:t xml:space="preserve">Бо до </w:t>
+      </w:r>
+      <w:r>
+        <w:rPr>
+          <w:rFonts w:ascii="Times New Roman" w:hAnsi="Times New Roman"/>
+          <w:sz w:val="24"/>
+        </w:rPr>
+        <w:t>Те́бе</w:t>
+      </w:r>
+      <w:r>
+        <w:rPr>
+          <w:rFonts w:ascii="Times New Roman" w:hAnsi="Times New Roman"/>
+          <w:sz w:val="24"/>
+        </w:rPr>
+        <w:t xml:space="preserve">, </w:t>
+      </w:r>
+      <w:r>
+        <w:rPr>
+          <w:rFonts w:ascii="Times New Roman" w:hAnsi="Times New Roman"/>
+          <w:sz w:val="24"/>
+        </w:rPr>
+        <w:t>Го́споди</w:t>
+      </w:r>
+      <w:r>
+        <w:rPr>
+          <w:rFonts w:ascii="Times New Roman" w:hAnsi="Times New Roman"/>
+          <w:sz w:val="24"/>
+        </w:rPr>
+        <w:t xml:space="preserve">, мій </w:t>
+      </w:r>
+      <w:r>
+        <w:rPr>
+          <w:rFonts w:ascii="Times New Roman" w:hAnsi="Times New Roman"/>
+          <w:sz w:val="24"/>
+        </w:rPr>
+        <w:t>Бо́же</w:t>
+      </w:r>
+      <w:r>
+        <w:rPr>
+          <w:rFonts w:ascii="Times New Roman" w:hAnsi="Times New Roman"/>
+          <w:sz w:val="24"/>
+        </w:rPr>
+        <w:t xml:space="preserve">, мої́ </w:t>
+      </w:r>
+      <w:r>
+        <w:rPr>
+          <w:rFonts w:ascii="Times New Roman" w:hAnsi="Times New Roman"/>
+          <w:sz w:val="24"/>
+        </w:rPr>
+        <w:t>о́чі</w:t>
+      </w:r>
+      <w:r>
+        <w:rPr>
+          <w:rFonts w:ascii="Times New Roman" w:hAnsi="Times New Roman"/>
+          <w:sz w:val="24"/>
+        </w:rPr>
+        <w:t xml:space="preserve">;* до </w:t>
+      </w:r>
+      <w:r>
+        <w:rPr>
+          <w:rFonts w:ascii="Times New Roman" w:hAnsi="Times New Roman"/>
+          <w:sz w:val="24"/>
+        </w:rPr>
+        <w:t>Те́бе</w:t>
+      </w:r>
+      <w:r>
+        <w:rPr>
+          <w:rFonts w:ascii="Times New Roman" w:hAnsi="Times New Roman"/>
+          <w:sz w:val="24"/>
+        </w:rPr>
+        <w:t xml:space="preserve"> </w:t>
+      </w:r>
+      <w:r>
+        <w:rPr>
+          <w:rFonts w:ascii="Times New Roman" w:hAnsi="Times New Roman"/>
+          <w:sz w:val="24"/>
+        </w:rPr>
+        <w:t>прибіга́ю</w:t>
+      </w:r>
+      <w:r>
+        <w:rPr>
+          <w:rFonts w:ascii="Times New Roman" w:hAnsi="Times New Roman"/>
+          <w:sz w:val="24"/>
+        </w:rPr>
+        <w:t xml:space="preserve">, не губи́ душі́ </w:t>
+      </w:r>
+      <w:r>
+        <w:rPr>
+          <w:rFonts w:ascii="Times New Roman" w:hAnsi="Times New Roman"/>
+          <w:sz w:val="24"/>
+        </w:rPr>
+        <w:t>моє́ї</w:t>
+      </w:r>
+      <w:r>
+        <w:rPr>
+          <w:rFonts w:ascii="Times New Roman" w:hAnsi="Times New Roman"/>
+          <w:sz w:val="24"/>
+        </w:rPr>
+        <w:t>.</w:t>
+      </w:r>
+    </w:p>
+    <w:p>
+      <w:pPr>
+        <w:pStyle w:val="a"/>
+        <w:spacing w:after="120"/>
+      </w:pPr>
+      <w:r>
+        <w:rPr>
+          <w:rFonts w:ascii="Times New Roman" w:hAnsi="Times New Roman"/>
+          <w:sz w:val="24"/>
+        </w:rPr>
+        <w:t xml:space="preserve">Збережи́ мене́ від </w:t>
+      </w:r>
+      <w:r>
+        <w:rPr>
+          <w:rFonts w:ascii="Times New Roman" w:hAnsi="Times New Roman"/>
+          <w:sz w:val="24"/>
+        </w:rPr>
+        <w:t>пе́тлі</w:t>
+      </w:r>
+      <w:r>
+        <w:rPr>
+          <w:rFonts w:ascii="Times New Roman" w:hAnsi="Times New Roman"/>
+          <w:sz w:val="24"/>
+        </w:rPr>
+        <w:t xml:space="preserve">, що її́ </w:t>
+      </w:r>
+      <w:r>
+        <w:rPr>
+          <w:rFonts w:ascii="Times New Roman" w:hAnsi="Times New Roman"/>
+          <w:sz w:val="24"/>
+        </w:rPr>
+        <w:t>наста́вили</w:t>
+      </w:r>
+      <w:r>
+        <w:rPr>
+          <w:rFonts w:ascii="Times New Roman" w:hAnsi="Times New Roman"/>
+          <w:sz w:val="24"/>
+        </w:rPr>
+        <w:t xml:space="preserve"> на </w:t>
+      </w:r>
+      <w:r>
+        <w:rPr>
+          <w:rFonts w:ascii="Times New Roman" w:hAnsi="Times New Roman"/>
+          <w:sz w:val="24"/>
+        </w:rPr>
+        <w:t>ме́не</w:t>
+      </w:r>
+      <w:r>
+        <w:rPr>
+          <w:rFonts w:ascii="Times New Roman" w:hAnsi="Times New Roman"/>
+          <w:sz w:val="24"/>
+        </w:rPr>
+        <w:t xml:space="preserve">,* і від сильця́ тих, що </w:t>
+      </w:r>
+      <w:r>
+        <w:rPr>
+          <w:rFonts w:ascii="Times New Roman" w:hAnsi="Times New Roman"/>
+          <w:sz w:val="24"/>
+        </w:rPr>
+        <w:t>тво́рять</w:t>
+      </w:r>
+      <w:r>
+        <w:rPr>
+          <w:rFonts w:ascii="Times New Roman" w:hAnsi="Times New Roman"/>
+          <w:sz w:val="24"/>
+        </w:rPr>
+        <w:t xml:space="preserve"> </w:t>
+      </w:r>
+      <w:r>
+        <w:rPr>
+          <w:rFonts w:ascii="Times New Roman" w:hAnsi="Times New Roman"/>
+          <w:sz w:val="24"/>
+        </w:rPr>
+        <w:t>беззако́ння</w:t>
+      </w:r>
+      <w:r>
+        <w:rPr>
+          <w:rFonts w:ascii="Times New Roman" w:hAnsi="Times New Roman"/>
+          <w:sz w:val="24"/>
+        </w:rPr>
+        <w:t>.</w:t>
+      </w:r>
+    </w:p>
+    <w:p>
+      <w:pPr>
+        <w:pStyle w:val="a"/>
+        <w:spacing w:after="120"/>
+      </w:pPr>
+      <w:r>
+        <w:rPr>
+          <w:rFonts w:ascii="Times New Roman" w:hAnsi="Times New Roman"/>
+          <w:sz w:val="24"/>
+        </w:rPr>
+        <w:t>Неха́й</w:t>
+      </w:r>
+      <w:r>
+        <w:rPr>
+          <w:rFonts w:ascii="Times New Roman" w:hAnsi="Times New Roman"/>
+          <w:sz w:val="24"/>
+        </w:rPr>
+        <w:t xml:space="preserve"> </w:t>
+      </w:r>
+      <w:r>
+        <w:rPr>
+          <w:rFonts w:ascii="Times New Roman" w:hAnsi="Times New Roman"/>
+          <w:sz w:val="24"/>
+        </w:rPr>
+        <w:t>грі́шники</w:t>
+      </w:r>
+      <w:r>
+        <w:rPr>
+          <w:rFonts w:ascii="Times New Roman" w:hAnsi="Times New Roman"/>
+          <w:sz w:val="24"/>
+        </w:rPr>
+        <w:t xml:space="preserve"> </w:t>
+      </w:r>
+      <w:r>
+        <w:rPr>
+          <w:rFonts w:ascii="Times New Roman" w:hAnsi="Times New Roman"/>
+          <w:sz w:val="24"/>
+        </w:rPr>
+        <w:t>впаду́ть</w:t>
+      </w:r>
+      <w:r>
+        <w:rPr>
+          <w:rFonts w:ascii="Times New Roman" w:hAnsi="Times New Roman"/>
+          <w:sz w:val="24"/>
+        </w:rPr>
+        <w:t xml:space="preserve"> у </w:t>
+      </w:r>
+      <w:r>
+        <w:rPr>
+          <w:rFonts w:ascii="Times New Roman" w:hAnsi="Times New Roman"/>
+          <w:sz w:val="24"/>
+        </w:rPr>
+        <w:t>вла́сні</w:t>
+      </w:r>
+      <w:r>
+        <w:rPr>
+          <w:rFonts w:ascii="Times New Roman" w:hAnsi="Times New Roman"/>
+          <w:sz w:val="24"/>
+        </w:rPr>
+        <w:t xml:space="preserve"> </w:t>
+      </w:r>
+      <w:r>
+        <w:rPr>
+          <w:rFonts w:ascii="Times New Roman" w:hAnsi="Times New Roman"/>
+          <w:sz w:val="24"/>
+        </w:rPr>
+        <w:t>сі́ті</w:t>
+      </w:r>
+      <w:r>
+        <w:rPr>
+          <w:rFonts w:ascii="Times New Roman" w:hAnsi="Times New Roman"/>
+          <w:sz w:val="24"/>
+        </w:rPr>
+        <w:t xml:space="preserve"> всі </w:t>
+      </w:r>
+      <w:r>
+        <w:rPr>
+          <w:rFonts w:ascii="Times New Roman" w:hAnsi="Times New Roman"/>
+          <w:sz w:val="24"/>
+        </w:rPr>
+        <w:t>ра́зом</w:t>
+      </w:r>
+      <w:r>
+        <w:rPr>
+          <w:rFonts w:ascii="Times New Roman" w:hAnsi="Times New Roman"/>
+          <w:sz w:val="24"/>
+        </w:rPr>
+        <w:t xml:space="preserve">,* а я пройду́ </w:t>
+      </w:r>
+      <w:r>
+        <w:rPr>
+          <w:rFonts w:ascii="Times New Roman" w:hAnsi="Times New Roman"/>
+          <w:sz w:val="24"/>
+        </w:rPr>
+        <w:t>безпе́чно</w:t>
+      </w:r>
+      <w:r>
+        <w:rPr>
+          <w:rFonts w:ascii="Times New Roman" w:hAnsi="Times New Roman"/>
+          <w:sz w:val="24"/>
+        </w:rPr>
+        <w:t>.</w:t>
+      </w:r>
+    </w:p>
+    <w:p>
+      <w:pPr>
+        <w:pStyle w:val="a"/>
+        <w:spacing w:after="120"/>
+      </w:pPr>
+      <w:r>
+        <w:rPr>
+          <w:rFonts w:ascii="Times New Roman" w:hAnsi="Times New Roman"/>
           <w:b/>
           <w:i/>
           <w:color w:val="FF0000"/>
           <w:sz w:val="24"/>
-          <w:szCs w:val="24"/>
-        </w:rPr>
-      </w:pPr>
-      <w:r>
-        <w:rPr>
-          <w:rFonts w:ascii="Times New Roman" w:hAnsi="Times New Roman" w:cs="Times New Roman"/>
-          <w:b/>
-          <w:i/>
-          <w:color w:val="FF0000"/>
-          <w:sz w:val="24"/>
-          <w:szCs w:val="24"/>
         </w:rPr>
         <w:t>Псалом 141</w:t>
       </w:r>
     </w:p>
     <w:p>
       <w:pPr>
-        <w:spacing w:after="120"/>
-        <w:jc w:val="both"/>
-        <w:rPr>
-          <w:rFonts w:ascii="Times New Roman" w:hAnsi="Times New Roman" w:cs="Times New Roman"/>
-          <w:sz w:val="24"/>
-          <w:szCs w:val="24"/>
-        </w:rPr>
-      </w:pPr>
-      <w:r>
-        <w:rPr>
-          <w:rFonts w:ascii="Times New Roman" w:hAnsi="Times New Roman" w:cs="Times New Roman"/>
-          <w:sz w:val="24"/>
-          <w:szCs w:val="24"/>
-        </w:rPr>
-        <w:t>Я голосом моїм до Господа взиваю,* я голосом моїм до Господа молюся.</w:t>
-      </w:r>
-    </w:p>
-    <w:p>
-      <w:pPr>
-        <w:spacing w:after="120"/>
-        <w:jc w:val="both"/>
-        <w:rPr>
-          <w:rFonts w:ascii="Times New Roman" w:hAnsi="Times New Roman" w:cs="Times New Roman"/>
-          <w:sz w:val="24"/>
-          <w:szCs w:val="24"/>
-        </w:rPr>
-      </w:pPr>
-      <w:r>
-        <w:rPr>
-          <w:rFonts w:ascii="Times New Roman" w:hAnsi="Times New Roman" w:cs="Times New Roman"/>
-          <w:sz w:val="24"/>
-          <w:szCs w:val="24"/>
-        </w:rPr>
-        <w:t>Скаргу мою перед ним виливаю,* мою скруту йому я виявляю.</w:t>
-      </w:r>
-    </w:p>
-    <w:p>
-      <w:pPr>
-        <w:spacing w:after="120"/>
-        <w:jc w:val="both"/>
-        <w:rPr>
-          <w:rFonts w:ascii="Times New Roman" w:hAnsi="Times New Roman" w:cs="Times New Roman"/>
-          <w:sz w:val="24"/>
-          <w:szCs w:val="24"/>
-        </w:rPr>
-      </w:pPr>
-      <w:r>
-        <w:rPr>
-          <w:rFonts w:ascii="Times New Roman" w:hAnsi="Times New Roman" w:cs="Times New Roman"/>
-          <w:sz w:val="24"/>
-          <w:szCs w:val="24"/>
-        </w:rPr>
-        <w:t>Коли тривожиться в мені дух мій, ти знаєш мою стежку.* На дорозі, де я ступаю, тайно розстав</w:t>
-      </w:r>
-      <w:r>
-        <w:rPr>
-          <w:rFonts w:ascii="Times New Roman" w:hAnsi="Times New Roman" w:cs="Times New Roman"/>
-          <w:sz w:val="24"/>
-          <w:szCs w:val="24"/>
-        </w:rPr>
-        <w:t>или сильце на мене.</w:t>
-      </w:r>
-    </w:p>
-    <w:p>
-      <w:pPr>
-        <w:spacing w:after="120"/>
-        <w:jc w:val="both"/>
-        <w:rPr>
-          <w:rFonts w:ascii="Times New Roman" w:hAnsi="Times New Roman" w:cs="Times New Roman"/>
-          <w:sz w:val="24"/>
-          <w:szCs w:val="24"/>
-        </w:rPr>
-      </w:pPr>
-      <w:r>
-        <w:rPr>
-          <w:rFonts w:ascii="Times New Roman" w:hAnsi="Times New Roman" w:cs="Times New Roman"/>
-          <w:sz w:val="24"/>
-          <w:szCs w:val="24"/>
-        </w:rPr>
-        <w:t>Поглянь праворуч і подивися:* нема нікого, хто дбав би за мене.</w:t>
-      </w:r>
-    </w:p>
-    <w:p>
-      <w:pPr>
-        <w:spacing w:after="120"/>
-        <w:jc w:val="both"/>
-        <w:rPr>
-          <w:rFonts w:ascii="Times New Roman" w:hAnsi="Times New Roman" w:cs="Times New Roman"/>
-          <w:sz w:val="24"/>
-          <w:szCs w:val="24"/>
-        </w:rPr>
-      </w:pPr>
-      <w:r>
-        <w:rPr>
-          <w:rFonts w:ascii="Times New Roman" w:hAnsi="Times New Roman" w:cs="Times New Roman"/>
-          <w:sz w:val="24"/>
-          <w:szCs w:val="24"/>
-        </w:rPr>
-        <w:t>Нема куди мені втікати,* нема нікого, хто піклувався би мною.</w:t>
-      </w:r>
-    </w:p>
-    <w:p>
-      <w:pPr>
-        <w:spacing w:after="120"/>
-        <w:jc w:val="both"/>
-        <w:rPr>
-          <w:rFonts w:ascii="Times New Roman" w:hAnsi="Times New Roman" w:cs="Times New Roman"/>
-          <w:sz w:val="24"/>
-          <w:szCs w:val="24"/>
-        </w:rPr>
-      </w:pPr>
-      <w:r>
-        <w:rPr>
-          <w:rFonts w:ascii="Times New Roman" w:eastAsia="Gungsuh" w:hAnsi="Times New Roman" w:cs="Times New Roman"/>
-          <w:sz w:val="24"/>
-          <w:szCs w:val="24"/>
-        </w:rPr>
-        <w:t>До тебе, Господи, взиваю й кажу:* Ти моє прибіжище, в землі живих ти − моя доля!</w:t>
-      </w:r>
-    </w:p>
-    <w:p>
-      <w:pPr>
-        <w:spacing w:after="120"/>
-        <w:jc w:val="both"/>
-        <w:rPr>
-          <w:rFonts w:ascii="Times New Roman" w:hAnsi="Times New Roman" w:cs="Times New Roman"/>
-          <w:sz w:val="24"/>
-          <w:szCs w:val="24"/>
-        </w:rPr>
-      </w:pPr>
-      <w:r>
-        <w:rPr>
-          <w:rFonts w:ascii="Times New Roman" w:hAnsi="Times New Roman" w:cs="Times New Roman"/>
-          <w:sz w:val="24"/>
-          <w:szCs w:val="24"/>
-        </w:rPr>
-        <w:t>Зверни увагу на моє благанн</w:t>
-      </w:r>
-      <w:r>
-        <w:rPr>
-          <w:rFonts w:ascii="Times New Roman" w:hAnsi="Times New Roman" w:cs="Times New Roman"/>
-          <w:sz w:val="24"/>
-          <w:szCs w:val="24"/>
-        </w:rPr>
-        <w:t>я,* бо я вельми нещасний.</w:t>
-      </w:r>
-    </w:p>
-    <w:p>
-      <w:pPr>
-        <w:spacing w:after="120"/>
-        <w:jc w:val="both"/>
-        <w:rPr>
-          <w:rFonts w:ascii="Times New Roman" w:hAnsi="Times New Roman" w:cs="Times New Roman"/>
-          <w:sz w:val="24"/>
-          <w:szCs w:val="24"/>
-        </w:rPr>
-      </w:pPr>
-      <w:r>
-        <w:rPr>
-          <w:rFonts w:ascii="Times New Roman" w:hAnsi="Times New Roman" w:cs="Times New Roman"/>
-          <w:sz w:val="24"/>
-          <w:szCs w:val="24"/>
-        </w:rPr>
-        <w:t>Спаси мене від гонителів моїх,* бо вони сильніші від мене.</w:t>
+        <w:pStyle w:val="a"/>
+        <w:spacing w:after="120"/>
+      </w:pPr>
+      <w:r>
+        <w:rPr>
+          <w:rFonts w:ascii="Times New Roman" w:hAnsi="Times New Roman"/>
+          <w:sz w:val="24"/>
+        </w:rPr>
+        <w:t xml:space="preserve">Я </w:t>
+      </w:r>
+      <w:r>
+        <w:rPr>
+          <w:rFonts w:ascii="Times New Roman" w:hAnsi="Times New Roman"/>
+          <w:sz w:val="24"/>
+        </w:rPr>
+        <w:t>го́лосом</w:t>
+      </w:r>
+      <w:r>
+        <w:rPr>
+          <w:rFonts w:ascii="Times New Roman" w:hAnsi="Times New Roman"/>
+          <w:sz w:val="24"/>
+        </w:rPr>
+        <w:t xml:space="preserve"> </w:t>
+      </w:r>
+      <w:r>
+        <w:rPr>
+          <w:rFonts w:ascii="Times New Roman" w:hAnsi="Times New Roman"/>
+          <w:sz w:val="24"/>
+        </w:rPr>
+        <w:t>мої́м</w:t>
+      </w:r>
+      <w:r>
+        <w:rPr>
+          <w:rFonts w:ascii="Times New Roman" w:hAnsi="Times New Roman"/>
+          <w:sz w:val="24"/>
+        </w:rPr>
+        <w:t xml:space="preserve"> до </w:t>
+      </w:r>
+      <w:r>
+        <w:rPr>
+          <w:rFonts w:ascii="Times New Roman" w:hAnsi="Times New Roman"/>
+          <w:sz w:val="24"/>
+        </w:rPr>
+        <w:t>Го́спода</w:t>
+      </w:r>
+      <w:r>
+        <w:rPr>
+          <w:rFonts w:ascii="Times New Roman" w:hAnsi="Times New Roman"/>
+          <w:sz w:val="24"/>
+        </w:rPr>
+        <w:t xml:space="preserve"> </w:t>
+      </w:r>
+      <w:r>
+        <w:rPr>
+          <w:rFonts w:ascii="Times New Roman" w:hAnsi="Times New Roman"/>
+          <w:sz w:val="24"/>
+        </w:rPr>
+        <w:t>взива́ю</w:t>
+      </w:r>
+      <w:r>
+        <w:rPr>
+          <w:rFonts w:ascii="Times New Roman" w:hAnsi="Times New Roman"/>
+          <w:sz w:val="24"/>
+        </w:rPr>
+        <w:t xml:space="preserve">,* я </w:t>
+      </w:r>
+      <w:r>
+        <w:rPr>
+          <w:rFonts w:ascii="Times New Roman" w:hAnsi="Times New Roman"/>
+          <w:sz w:val="24"/>
+        </w:rPr>
+        <w:t>го́лосом</w:t>
+      </w:r>
+      <w:r>
+        <w:rPr>
+          <w:rFonts w:ascii="Times New Roman" w:hAnsi="Times New Roman"/>
+          <w:sz w:val="24"/>
+        </w:rPr>
+        <w:t xml:space="preserve"> </w:t>
+      </w:r>
+      <w:r>
+        <w:rPr>
+          <w:rFonts w:ascii="Times New Roman" w:hAnsi="Times New Roman"/>
+          <w:sz w:val="24"/>
+        </w:rPr>
+        <w:t>мої́м</w:t>
+      </w:r>
+      <w:r>
+        <w:rPr>
+          <w:rFonts w:ascii="Times New Roman" w:hAnsi="Times New Roman"/>
+          <w:sz w:val="24"/>
+        </w:rPr>
+        <w:t xml:space="preserve"> до </w:t>
+      </w:r>
+      <w:r>
+        <w:rPr>
+          <w:rFonts w:ascii="Times New Roman" w:hAnsi="Times New Roman"/>
+          <w:sz w:val="24"/>
+        </w:rPr>
+        <w:t>Го́спода</w:t>
+      </w:r>
+      <w:r>
+        <w:rPr>
+          <w:rFonts w:ascii="Times New Roman" w:hAnsi="Times New Roman"/>
+          <w:sz w:val="24"/>
+        </w:rPr>
+        <w:t xml:space="preserve"> </w:t>
+      </w:r>
+      <w:r>
+        <w:rPr>
+          <w:rFonts w:ascii="Times New Roman" w:hAnsi="Times New Roman"/>
+          <w:sz w:val="24"/>
+        </w:rPr>
+        <w:t>молю́ся</w:t>
+      </w:r>
+      <w:r>
+        <w:rPr>
+          <w:rFonts w:ascii="Times New Roman" w:hAnsi="Times New Roman"/>
+          <w:sz w:val="24"/>
+        </w:rPr>
+        <w:t>.</w:t>
+      </w:r>
+    </w:p>
+    <w:p>
+      <w:pPr>
+        <w:pStyle w:val="a"/>
+        <w:spacing w:after="120"/>
+      </w:pPr>
+      <w:r>
+        <w:rPr>
+          <w:rFonts w:ascii="Times New Roman" w:hAnsi="Times New Roman"/>
+          <w:sz w:val="24"/>
+        </w:rPr>
+        <w:t>Ска́ргу</w:t>
+      </w:r>
+      <w:r>
+        <w:rPr>
+          <w:rFonts w:ascii="Times New Roman" w:hAnsi="Times New Roman"/>
+          <w:sz w:val="24"/>
+        </w:rPr>
+        <w:t xml:space="preserve"> мою́ </w:t>
+      </w:r>
+      <w:r>
+        <w:rPr>
+          <w:rFonts w:ascii="Times New Roman" w:hAnsi="Times New Roman"/>
+          <w:sz w:val="24"/>
+        </w:rPr>
+        <w:t>пе́ред</w:t>
+      </w:r>
+      <w:r>
+        <w:rPr>
+          <w:rFonts w:ascii="Times New Roman" w:hAnsi="Times New Roman"/>
+          <w:sz w:val="24"/>
+        </w:rPr>
+        <w:t xml:space="preserve"> Ним </w:t>
+      </w:r>
+      <w:r>
+        <w:rPr>
+          <w:rFonts w:ascii="Times New Roman" w:hAnsi="Times New Roman"/>
+          <w:sz w:val="24"/>
+        </w:rPr>
+        <w:t>вилива́ю</w:t>
+      </w:r>
+      <w:r>
+        <w:rPr>
+          <w:rFonts w:ascii="Times New Roman" w:hAnsi="Times New Roman"/>
+          <w:sz w:val="24"/>
+        </w:rPr>
+        <w:t xml:space="preserve">,* мою́ </w:t>
+      </w:r>
+      <w:r>
+        <w:rPr>
+          <w:rFonts w:ascii="Times New Roman" w:hAnsi="Times New Roman"/>
+          <w:sz w:val="24"/>
+        </w:rPr>
+        <w:t>скру́ту</w:t>
+      </w:r>
+      <w:r>
+        <w:rPr>
+          <w:rFonts w:ascii="Times New Roman" w:hAnsi="Times New Roman"/>
+          <w:sz w:val="24"/>
+        </w:rPr>
+        <w:t xml:space="preserve"> Йому́ я </w:t>
+      </w:r>
+      <w:r>
+        <w:rPr>
+          <w:rFonts w:ascii="Times New Roman" w:hAnsi="Times New Roman"/>
+          <w:sz w:val="24"/>
+        </w:rPr>
+        <w:t>виявля́ю</w:t>
+      </w:r>
+      <w:r>
+        <w:rPr>
+          <w:rFonts w:ascii="Times New Roman" w:hAnsi="Times New Roman"/>
+          <w:sz w:val="24"/>
+        </w:rPr>
+        <w:t>.</w:t>
+      </w:r>
+    </w:p>
+    <w:p>
+      <w:pPr>
+        <w:pStyle w:val="a"/>
+        <w:spacing w:after="120"/>
+      </w:pPr>
+      <w:r>
+        <w:rPr>
+          <w:rFonts w:ascii="Times New Roman" w:hAnsi="Times New Roman"/>
+          <w:sz w:val="24"/>
+        </w:rPr>
+        <w:t xml:space="preserve">Коли́ </w:t>
+      </w:r>
+      <w:r>
+        <w:rPr>
+          <w:rFonts w:ascii="Times New Roman" w:hAnsi="Times New Roman"/>
+          <w:sz w:val="24"/>
+        </w:rPr>
+        <w:t>триво́житься</w:t>
+      </w:r>
+      <w:r>
+        <w:rPr>
+          <w:rFonts w:ascii="Times New Roman" w:hAnsi="Times New Roman"/>
+          <w:sz w:val="24"/>
+        </w:rPr>
+        <w:t xml:space="preserve"> в мені́ дух мій, Ти </w:t>
+      </w:r>
+      <w:r>
+        <w:rPr>
+          <w:rFonts w:ascii="Times New Roman" w:hAnsi="Times New Roman"/>
+          <w:sz w:val="24"/>
+        </w:rPr>
+        <w:t>знає́ш</w:t>
+      </w:r>
+      <w:r>
+        <w:rPr>
+          <w:rFonts w:ascii="Times New Roman" w:hAnsi="Times New Roman"/>
+          <w:sz w:val="24"/>
+        </w:rPr>
+        <w:t xml:space="preserve"> мою́ сте́жку.* На </w:t>
+      </w:r>
+      <w:r>
+        <w:rPr>
+          <w:rFonts w:ascii="Times New Roman" w:hAnsi="Times New Roman"/>
+          <w:sz w:val="24"/>
+        </w:rPr>
+        <w:t>доро́зі</w:t>
+      </w:r>
+      <w:r>
+        <w:rPr>
+          <w:rFonts w:ascii="Times New Roman" w:hAnsi="Times New Roman"/>
+          <w:sz w:val="24"/>
+        </w:rPr>
+        <w:t xml:space="preserve">, де я </w:t>
+      </w:r>
+      <w:r>
+        <w:rPr>
+          <w:rFonts w:ascii="Times New Roman" w:hAnsi="Times New Roman"/>
+          <w:sz w:val="24"/>
+        </w:rPr>
+        <w:t>ступа́ю</w:t>
+      </w:r>
+      <w:r>
+        <w:rPr>
+          <w:rFonts w:ascii="Times New Roman" w:hAnsi="Times New Roman"/>
+          <w:sz w:val="24"/>
+        </w:rPr>
+        <w:t xml:space="preserve">, </w:t>
+      </w:r>
+      <w:r>
+        <w:rPr>
+          <w:rFonts w:ascii="Times New Roman" w:hAnsi="Times New Roman"/>
+          <w:sz w:val="24"/>
+        </w:rPr>
+        <w:t>та́йно</w:t>
+      </w:r>
+      <w:r>
+        <w:rPr>
+          <w:rFonts w:ascii="Times New Roman" w:hAnsi="Times New Roman"/>
+          <w:sz w:val="24"/>
+        </w:rPr>
+        <w:t xml:space="preserve"> </w:t>
+      </w:r>
+      <w:r>
+        <w:rPr>
+          <w:rFonts w:ascii="Times New Roman" w:hAnsi="Times New Roman"/>
+          <w:sz w:val="24"/>
+        </w:rPr>
+        <w:t>розста́вили</w:t>
+      </w:r>
+      <w:r>
+        <w:rPr>
+          <w:rFonts w:ascii="Times New Roman" w:hAnsi="Times New Roman"/>
+          <w:sz w:val="24"/>
+        </w:rPr>
+        <w:t xml:space="preserve"> сильце́ на </w:t>
+      </w:r>
+      <w:r>
+        <w:rPr>
+          <w:rFonts w:ascii="Times New Roman" w:hAnsi="Times New Roman"/>
+          <w:sz w:val="24"/>
+        </w:rPr>
+        <w:t>ме́не</w:t>
+      </w:r>
+      <w:r>
+        <w:rPr>
+          <w:rFonts w:ascii="Times New Roman" w:hAnsi="Times New Roman"/>
+          <w:sz w:val="24"/>
+        </w:rPr>
+        <w:t>.</w:t>
+      </w:r>
+    </w:p>
+    <w:p>
+      <w:pPr>
+        <w:pStyle w:val="a"/>
+        <w:spacing w:after="120"/>
+      </w:pPr>
+      <w:r>
+        <w:rPr>
+          <w:rFonts w:ascii="Times New Roman" w:hAnsi="Times New Roman"/>
+          <w:sz w:val="24"/>
+        </w:rPr>
+        <w:t>Погля́нь</w:t>
+      </w:r>
+      <w:r>
+        <w:rPr>
+          <w:rFonts w:ascii="Times New Roman" w:hAnsi="Times New Roman"/>
+          <w:sz w:val="24"/>
+        </w:rPr>
+        <w:t xml:space="preserve"> </w:t>
+      </w:r>
+      <w:r>
+        <w:rPr>
+          <w:rFonts w:ascii="Times New Roman" w:hAnsi="Times New Roman"/>
+          <w:sz w:val="24"/>
+        </w:rPr>
+        <w:t>право́руч</w:t>
+      </w:r>
+      <w:r>
+        <w:rPr>
+          <w:rFonts w:ascii="Times New Roman" w:hAnsi="Times New Roman"/>
+          <w:sz w:val="24"/>
+        </w:rPr>
+        <w:t xml:space="preserve"> і </w:t>
+      </w:r>
+      <w:r>
+        <w:rPr>
+          <w:rFonts w:ascii="Times New Roman" w:hAnsi="Times New Roman"/>
+          <w:sz w:val="24"/>
+        </w:rPr>
+        <w:t>подиви́ся</w:t>
+      </w:r>
+      <w:r>
+        <w:rPr>
+          <w:rFonts w:ascii="Times New Roman" w:hAnsi="Times New Roman"/>
+          <w:sz w:val="24"/>
+        </w:rPr>
+        <w:t xml:space="preserve">:* нема́ </w:t>
+      </w:r>
+      <w:r>
+        <w:rPr>
+          <w:rFonts w:ascii="Times New Roman" w:hAnsi="Times New Roman"/>
+          <w:sz w:val="24"/>
+        </w:rPr>
+        <w:t>ніко́го</w:t>
+      </w:r>
+      <w:r>
+        <w:rPr>
+          <w:rFonts w:ascii="Times New Roman" w:hAnsi="Times New Roman"/>
+          <w:sz w:val="24"/>
+        </w:rPr>
+        <w:t xml:space="preserve">, хто дбав би за </w:t>
+      </w:r>
+      <w:r>
+        <w:rPr>
+          <w:rFonts w:ascii="Times New Roman" w:hAnsi="Times New Roman"/>
+          <w:sz w:val="24"/>
+        </w:rPr>
+        <w:t>ме́не</w:t>
+      </w:r>
+      <w:r>
+        <w:rPr>
+          <w:rFonts w:ascii="Times New Roman" w:hAnsi="Times New Roman"/>
+          <w:sz w:val="24"/>
+        </w:rPr>
+        <w:t>.</w:t>
+      </w:r>
+    </w:p>
+    <w:p>
+      <w:pPr>
+        <w:pStyle w:val="a"/>
+        <w:spacing w:after="120"/>
+      </w:pPr>
+      <w:r>
+        <w:rPr>
+          <w:rFonts w:ascii="Times New Roman" w:hAnsi="Times New Roman"/>
+          <w:sz w:val="24"/>
+        </w:rPr>
+        <w:t xml:space="preserve">Нема́ куди́ мені́ </w:t>
+      </w:r>
+      <w:r>
+        <w:rPr>
+          <w:rFonts w:ascii="Times New Roman" w:hAnsi="Times New Roman"/>
+          <w:sz w:val="24"/>
+        </w:rPr>
+        <w:t>втіка́ти</w:t>
+      </w:r>
+      <w:r>
+        <w:rPr>
+          <w:rFonts w:ascii="Times New Roman" w:hAnsi="Times New Roman"/>
+          <w:sz w:val="24"/>
+        </w:rPr>
+        <w:t xml:space="preserve">,* нема́ </w:t>
+      </w:r>
+      <w:r>
+        <w:rPr>
+          <w:rFonts w:ascii="Times New Roman" w:hAnsi="Times New Roman"/>
+          <w:sz w:val="24"/>
+        </w:rPr>
+        <w:t>ніко́го</w:t>
+      </w:r>
+      <w:r>
+        <w:rPr>
+          <w:rFonts w:ascii="Times New Roman" w:hAnsi="Times New Roman"/>
+          <w:sz w:val="24"/>
+        </w:rPr>
+        <w:t xml:space="preserve">, хто </w:t>
+      </w:r>
+      <w:r>
+        <w:rPr>
+          <w:rFonts w:ascii="Times New Roman" w:hAnsi="Times New Roman"/>
+          <w:sz w:val="24"/>
+        </w:rPr>
+        <w:t>піклува́вся</w:t>
+      </w:r>
+      <w:r>
+        <w:rPr>
+          <w:rFonts w:ascii="Times New Roman" w:hAnsi="Times New Roman"/>
+          <w:sz w:val="24"/>
+        </w:rPr>
+        <w:t xml:space="preserve"> би </w:t>
+      </w:r>
+      <w:r>
+        <w:rPr>
+          <w:rFonts w:ascii="Times New Roman" w:hAnsi="Times New Roman"/>
+          <w:sz w:val="24"/>
+        </w:rPr>
+        <w:t>мно́ю</w:t>
+      </w:r>
+      <w:r>
+        <w:rPr>
+          <w:rFonts w:ascii="Times New Roman" w:hAnsi="Times New Roman"/>
+          <w:sz w:val="24"/>
+        </w:rPr>
+        <w:t>.</w:t>
+      </w:r>
+    </w:p>
+    <w:p>
+      <w:pPr>
+        <w:pStyle w:val="a"/>
+        <w:spacing w:after="120"/>
+      </w:pPr>
+      <w:r>
+        <w:rPr>
+          <w:rFonts w:ascii="Times New Roman" w:hAnsi="Times New Roman"/>
+          <w:sz w:val="24"/>
+        </w:rPr>
+        <w:t xml:space="preserve">До </w:t>
+      </w:r>
+      <w:r>
+        <w:rPr>
+          <w:rFonts w:ascii="Times New Roman" w:hAnsi="Times New Roman"/>
+          <w:sz w:val="24"/>
+        </w:rPr>
+        <w:t>Те́бе</w:t>
+      </w:r>
+      <w:r>
+        <w:rPr>
+          <w:rFonts w:ascii="Times New Roman" w:hAnsi="Times New Roman"/>
+          <w:sz w:val="24"/>
+        </w:rPr>
+        <w:t xml:space="preserve">, </w:t>
+      </w:r>
+      <w:r>
+        <w:rPr>
+          <w:rFonts w:ascii="Times New Roman" w:hAnsi="Times New Roman"/>
+          <w:sz w:val="24"/>
+        </w:rPr>
+        <w:t>Го́споди</w:t>
+      </w:r>
+      <w:r>
+        <w:rPr>
+          <w:rFonts w:ascii="Times New Roman" w:hAnsi="Times New Roman"/>
+          <w:sz w:val="24"/>
+        </w:rPr>
+        <w:t xml:space="preserve">, </w:t>
+      </w:r>
+      <w:r>
+        <w:rPr>
+          <w:rFonts w:ascii="Times New Roman" w:hAnsi="Times New Roman"/>
+          <w:sz w:val="24"/>
+        </w:rPr>
+        <w:t>взива́ю</w:t>
+      </w:r>
+      <w:r>
+        <w:rPr>
+          <w:rFonts w:ascii="Times New Roman" w:hAnsi="Times New Roman"/>
+          <w:sz w:val="24"/>
+        </w:rPr>
+        <w:t xml:space="preserve"> й кажу́:* Ти моє́ </w:t>
+      </w:r>
+      <w:r>
+        <w:rPr>
+          <w:rFonts w:ascii="Times New Roman" w:hAnsi="Times New Roman"/>
+          <w:sz w:val="24"/>
+        </w:rPr>
+        <w:t>прибі́жище</w:t>
+      </w:r>
+      <w:r>
+        <w:rPr>
+          <w:rFonts w:ascii="Times New Roman" w:hAnsi="Times New Roman"/>
+          <w:sz w:val="24"/>
+        </w:rPr>
+        <w:t xml:space="preserve">, в землі́ </w:t>
+      </w:r>
+      <w:r>
+        <w:rPr>
+          <w:rFonts w:ascii="Times New Roman" w:hAnsi="Times New Roman"/>
+          <w:sz w:val="24"/>
+        </w:rPr>
+        <w:t>живи́х</w:t>
+      </w:r>
+      <w:r>
+        <w:rPr>
+          <w:rFonts w:ascii="Times New Roman" w:hAnsi="Times New Roman"/>
+          <w:sz w:val="24"/>
+        </w:rPr>
+        <w:t xml:space="preserve"> Ти − моя́ </w:t>
+      </w:r>
+      <w:r>
+        <w:rPr>
+          <w:rFonts w:ascii="Times New Roman" w:hAnsi="Times New Roman"/>
+          <w:sz w:val="24"/>
+        </w:rPr>
+        <w:t>до́ля</w:t>
+      </w:r>
+      <w:r>
+        <w:rPr>
+          <w:rFonts w:ascii="Times New Roman" w:hAnsi="Times New Roman"/>
+          <w:sz w:val="24"/>
+        </w:rPr>
+        <w:t>!</w:t>
+      </w:r>
+    </w:p>
+    <w:p>
+      <w:pPr>
+        <w:pStyle w:val="a"/>
+        <w:spacing w:after="120"/>
+      </w:pPr>
+      <w:r>
+        <w:rPr>
+          <w:rFonts w:ascii="Times New Roman" w:hAnsi="Times New Roman"/>
+          <w:sz w:val="24"/>
+        </w:rPr>
+        <w:t xml:space="preserve">Зверни́ </w:t>
+      </w:r>
+      <w:r>
+        <w:rPr>
+          <w:rFonts w:ascii="Times New Roman" w:hAnsi="Times New Roman"/>
+          <w:sz w:val="24"/>
+        </w:rPr>
+        <w:t>ува́гу</w:t>
+      </w:r>
+      <w:r>
+        <w:rPr>
+          <w:rFonts w:ascii="Times New Roman" w:hAnsi="Times New Roman"/>
+          <w:sz w:val="24"/>
+        </w:rPr>
+        <w:t xml:space="preserve"> на моє́ </w:t>
+      </w:r>
+      <w:r>
+        <w:rPr>
+          <w:rFonts w:ascii="Times New Roman" w:hAnsi="Times New Roman"/>
+          <w:sz w:val="24"/>
+        </w:rPr>
+        <w:t>блага́ння</w:t>
+      </w:r>
+      <w:r>
+        <w:rPr>
+          <w:rFonts w:ascii="Times New Roman" w:hAnsi="Times New Roman"/>
+          <w:sz w:val="24"/>
+        </w:rPr>
+        <w:t xml:space="preserve">,* бо я </w:t>
+      </w:r>
+      <w:r>
+        <w:rPr>
+          <w:rFonts w:ascii="Times New Roman" w:hAnsi="Times New Roman"/>
+          <w:sz w:val="24"/>
+        </w:rPr>
+        <w:t>ве́льми</w:t>
+      </w:r>
+      <w:r>
+        <w:rPr>
+          <w:rFonts w:ascii="Times New Roman" w:hAnsi="Times New Roman"/>
+          <w:sz w:val="24"/>
+        </w:rPr>
+        <w:t xml:space="preserve"> </w:t>
+      </w:r>
+      <w:r>
+        <w:rPr>
+          <w:rFonts w:ascii="Times New Roman" w:hAnsi="Times New Roman"/>
+          <w:sz w:val="24"/>
+        </w:rPr>
+        <w:t>неща́сний</w:t>
+      </w:r>
+      <w:r>
+        <w:rPr>
+          <w:rFonts w:ascii="Times New Roman" w:hAnsi="Times New Roman"/>
+          <w:sz w:val="24"/>
+        </w:rPr>
+        <w:t>.</w:t>
+      </w:r>
+    </w:p>
+    <w:p>
+      <w:pPr>
+        <w:pStyle w:val="a"/>
+        <w:spacing w:after="120"/>
+      </w:pPr>
+      <w:r>
+        <w:rPr>
+          <w:rFonts w:ascii="Times New Roman" w:hAnsi="Times New Roman"/>
+          <w:sz w:val="24"/>
+        </w:rPr>
+        <w:t xml:space="preserve">Спаси́ мене́ від </w:t>
+      </w:r>
+      <w:r>
+        <w:rPr>
+          <w:rFonts w:ascii="Times New Roman" w:hAnsi="Times New Roman"/>
+          <w:sz w:val="24"/>
+        </w:rPr>
+        <w:t>гони́телів</w:t>
+      </w:r>
+      <w:r>
+        <w:rPr>
+          <w:rFonts w:ascii="Times New Roman" w:hAnsi="Times New Roman"/>
+          <w:sz w:val="24"/>
+        </w:rPr>
+        <w:t xml:space="preserve"> </w:t>
+      </w:r>
+      <w:r>
+        <w:rPr>
+          <w:rFonts w:ascii="Times New Roman" w:hAnsi="Times New Roman"/>
+          <w:sz w:val="24"/>
+        </w:rPr>
+        <w:t>мої́х</w:t>
+      </w:r>
+      <w:r>
+        <w:rPr>
+          <w:rFonts w:ascii="Times New Roman" w:hAnsi="Times New Roman"/>
+          <w:sz w:val="24"/>
+        </w:rPr>
+        <w:t xml:space="preserve">,* бо вони́ </w:t>
+      </w:r>
+      <w:r>
+        <w:rPr>
+          <w:rFonts w:ascii="Times New Roman" w:hAnsi="Times New Roman"/>
+          <w:sz w:val="24"/>
+        </w:rPr>
+        <w:t>сильні́ші</w:t>
+      </w:r>
+      <w:r>
+        <w:rPr>
+          <w:rFonts w:ascii="Times New Roman" w:hAnsi="Times New Roman"/>
+          <w:sz w:val="24"/>
+        </w:rPr>
+        <w:t xml:space="preserve"> від </w:t>
+      </w:r>
+      <w:r>
+        <w:rPr>
+          <w:rFonts w:ascii="Times New Roman" w:hAnsi="Times New Roman"/>
+          <w:sz w:val="24"/>
+        </w:rPr>
+        <w:t>ме́не</w:t>
+      </w:r>
+      <w:r>
+        <w:rPr>
+          <w:rFonts w:ascii="Times New Roman" w:hAnsi="Times New Roman"/>
+          <w:sz w:val="24"/>
+        </w:rPr>
+        <w:t>.</w:t>
       </w:r>
     </w:p>
     <w:p>
@@ -9551,7 +10896,7 @@
           <w:sz w:val="24"/>
           <w:szCs w:val="24"/>
         </w:rPr>
-        <w:t>(г. 4, подібний: Дав ти як знамено):</w:t>
+        <w:t>(г. 4, подібний: Дав ти як знамено):</w:t>
       </w:r>
       <w:r>
         <w:rPr>
@@ -10671,19 +12016,17 @@
       </w:pPr>
       <w:r>
         <w:rPr>
-          <w:rFonts w:ascii="Times New Roman" w:hAnsi="Times New Roman" w:cs="Times New Roman"/>
+          <w:rFonts w:ascii="Times New Roman" w:hAnsi="Times New Roman"/>
           <w:i/>
           <w:color w:val="FF4400"/>
           <w:sz w:val="24"/>
-          <w:szCs w:val="24"/>
         </w:rPr>
         <w:t>Священик:</w:t>
       </w:r>
       <w:r>
         <w:rPr>
-          <w:rFonts w:ascii="Times New Roman" w:hAnsi="Times New Roman" w:cs="Times New Roman"/>
-          <w:sz w:val="24"/>
-          <w:szCs w:val="24"/>
+          <w:rFonts w:ascii="Times New Roman" w:hAnsi="Times New Roman"/>
+          <w:sz w:val="24"/>
         </w:rPr>
         <w:t xml:space="preserve"> Мир всім.</w:t>
       </w:r>
@@ -13438,21 +14781,19 @@
       </w:pPr>
       <w:r>
         <w:rPr>
-          <w:rFonts w:ascii="Times New Roman" w:hAnsi="Times New Roman" w:cs="Times New Roman"/>
+          <w:rFonts w:ascii="Times New Roman" w:hAnsi="Times New Roman"/>
           <w:i/>
           <w:color w:val="FF4400"/>
           <w:sz w:val="24"/>
-          <w:szCs w:val="24"/>
         </w:rPr>
         <w:t>Священик:</w:t>
       </w:r>
       <w:r>
         <w:rPr>
-          <w:rFonts w:ascii="Times New Roman" w:hAnsi="Times New Roman" w:cs="Times New Roman"/>
-          <w:sz w:val="24"/>
-          <w:szCs w:val="24"/>
-        </w:rPr>
-        <w:t xml:space="preserve"> Бо Ти – Бог милости, ласк і людинолюбности, і Тобі славу віддаємо, Отцю, і Сину, і Святому Духові, нині, і повсякчас, і на віки віків.</w:t>
+          <w:rFonts w:ascii="Times New Roman" w:hAnsi="Times New Roman"/>
+          <w:sz w:val="24"/>
+        </w:rPr>
+        <w:t xml:space="preserve"> Бо Ти – Бог милости, ласк і людинолюбности, і Тобі славу віддаємо, Отцю, і Сину, і Святому Духові, нині, і повсякчас, і на віки віків.</w:t>
       </w:r>
     </w:p>
     <w:p>
@@ -13505,19 +14846,17 @@
       </w:pPr>
       <w:r>
         <w:rPr>
-          <w:rFonts w:ascii="Times New Roman" w:hAnsi="Times New Roman" w:cs="Times New Roman"/>
+          <w:rFonts w:ascii="Times New Roman" w:hAnsi="Times New Roman"/>
           <w:i/>
           <w:color w:val="FF4400"/>
           <w:sz w:val="24"/>
-          <w:szCs w:val="24"/>
         </w:rPr>
         <w:t>Священик:</w:t>
       </w:r>
       <w:r>
         <w:rPr>
-          <w:rFonts w:ascii="Times New Roman" w:hAnsi="Times New Roman" w:cs="Times New Roman"/>
-          <w:sz w:val="24"/>
-          <w:szCs w:val="24"/>
+          <w:rFonts w:ascii="Times New Roman" w:hAnsi="Times New Roman"/>
+          <w:sz w:val="24"/>
         </w:rPr>
         <w:t xml:space="preserve"> Мир всім.</w:t>
       </w:r>
@@ -13780,7 +15119,7 @@
           <w:sz w:val="24"/>
           <w:szCs w:val="24"/>
         </w:rPr>
-        <w:t>(г. 4, подібний: Дав ти як знамено):</w:t>
+        <w:t>(г. 4, подібний: Дав ти як знамено):</w:t>
       </w:r>
       <w:r>
         <w:rPr>
@@ -14043,141 +15382,325 @@
     </w:p>
     <w:p>
       <w:pPr>
-        <w:spacing w:after="120"/>
-        <w:jc w:val="both"/>
-        <w:rPr>
-          <w:rFonts w:ascii="Times New Roman" w:hAnsi="Times New Roman" w:cs="Times New Roman"/>
-          <w:sz w:val="24"/>
-          <w:szCs w:val="24"/>
-        </w:rPr>
-      </w:pPr>
-      <w:r>
-        <w:rPr>
-          <w:rFonts w:ascii="Times New Roman" w:hAnsi="Times New Roman" w:cs="Times New Roman"/>
-          <w:sz w:val="24"/>
-          <w:szCs w:val="24"/>
-        </w:rPr>
-        <w:t xml:space="preserve">Нині відпускаєш слугу твого, Владико,* за твоїм словом у мирі. </w:t>
-      </w:r>
-    </w:p>
-    <w:p>
-      <w:pPr>
-        <w:spacing w:after="120"/>
-        <w:jc w:val="both"/>
-        <w:rPr>
-          <w:rFonts w:ascii="Times New Roman" w:hAnsi="Times New Roman" w:cs="Times New Roman"/>
-          <w:sz w:val="24"/>
-          <w:szCs w:val="24"/>
-        </w:rPr>
-      </w:pPr>
-      <w:r>
-        <w:rPr>
-          <w:rFonts w:ascii="Times New Roman" w:hAnsi="Times New Roman" w:cs="Times New Roman"/>
-          <w:sz w:val="24"/>
-          <w:szCs w:val="24"/>
-        </w:rPr>
-        <w:t xml:space="preserve">Бо побачили очі мої* спасіння твоє, </w:t>
-      </w:r>
-    </w:p>
-    <w:p>
-      <w:pPr>
-        <w:spacing w:after="120"/>
-        <w:jc w:val="both"/>
-        <w:rPr>
-          <w:rFonts w:ascii="Times New Roman" w:hAnsi="Times New Roman" w:cs="Times New Roman"/>
-          <w:sz w:val="24"/>
-          <w:szCs w:val="24"/>
-        </w:rPr>
-      </w:pPr>
-      <w:r>
-        <w:rPr>
-          <w:rFonts w:ascii="Times New Roman" w:hAnsi="Times New Roman" w:cs="Times New Roman"/>
-          <w:sz w:val="24"/>
-          <w:szCs w:val="24"/>
-        </w:rPr>
-        <w:t xml:space="preserve">що приготував ти* перед усіма народами. </w:t>
-      </w:r>
-    </w:p>
-    <w:p>
-      <w:pPr>
-        <w:spacing w:after="120"/>
-        <w:jc w:val="both"/>
-        <w:rPr>
-          <w:rFonts w:ascii="Times New Roman" w:hAnsi="Times New Roman" w:cs="Times New Roman"/>
-          <w:sz w:val="24"/>
-          <w:szCs w:val="24"/>
-        </w:rPr>
-      </w:pPr>
-      <w:r>
-        <w:rPr>
-          <w:rFonts w:ascii="Times New Roman" w:hAnsi="Times New Roman" w:cs="Times New Roman"/>
-          <w:sz w:val="24"/>
-          <w:szCs w:val="24"/>
-        </w:rPr>
-        <w:t>Світло на просвіту пога</w:t>
-      </w:r>
-      <w:r>
-        <w:rPr>
-          <w:rFonts w:ascii="Times New Roman" w:hAnsi="Times New Roman" w:cs="Times New Roman"/>
-          <w:sz w:val="24"/>
-          <w:szCs w:val="24"/>
-        </w:rPr>
-        <w:t>нам,* і славу люду твого, Ізраїля.</w:t>
-      </w:r>
-    </w:p>
-    <w:p>
-      <w:pPr>
-        <w:spacing w:after="120"/>
-        <w:jc w:val="both"/>
-        <w:rPr>
-          <w:rFonts w:ascii="Times New Roman" w:hAnsi="Times New Roman" w:cs="Times New Roman"/>
-          <w:sz w:val="24"/>
-          <w:szCs w:val="24"/>
-        </w:rPr>
-      </w:pPr>
-      <w:r>
-        <w:rPr>
-          <w:rFonts w:ascii="Times New Roman" w:hAnsi="Times New Roman" w:cs="Times New Roman"/>
-          <w:sz w:val="24"/>
-          <w:szCs w:val="24"/>
-        </w:rPr>
-        <w:t xml:space="preserve">Святий Боже, святий Кріпкий, святий Безсмертний, помилуй нас </w:t>
-      </w:r>
-      <w:r>
-        <w:rPr>
-          <w:rFonts w:ascii="Times New Roman" w:hAnsi="Times New Roman" w:cs="Times New Roman"/>
-          <w:i/>
-          <w:color w:val="FF0000"/>
-          <w:sz w:val="24"/>
-          <w:szCs w:val="24"/>
-        </w:rPr>
-        <w:t>(3 р.)</w:t>
-      </w:r>
-      <w:r>
-        <w:rPr>
-          <w:rFonts w:ascii="Times New Roman" w:hAnsi="Times New Roman" w:cs="Times New Roman"/>
-          <w:i/>
-          <w:sz w:val="24"/>
-          <w:szCs w:val="24"/>
+        <w:pStyle w:val="a"/>
+        <w:spacing w:after="120"/>
+      </w:pPr>
+      <w:r>
+        <w:rPr>
+          <w:rFonts w:ascii="Times New Roman" w:hAnsi="Times New Roman"/>
+          <w:sz w:val="24"/>
+        </w:rPr>
+        <w:t>Ни́ні</w:t>
+      </w:r>
+      <w:r>
+        <w:rPr>
+          <w:rFonts w:ascii="Times New Roman" w:hAnsi="Times New Roman"/>
+          <w:sz w:val="24"/>
+        </w:rPr>
+        <w:t xml:space="preserve"> </w:t>
+      </w:r>
+      <w:r>
+        <w:rPr>
+          <w:rFonts w:ascii="Times New Roman" w:hAnsi="Times New Roman"/>
+          <w:sz w:val="24"/>
+        </w:rPr>
+        <w:t>відпуска́єш</w:t>
+      </w:r>
+      <w:r>
+        <w:rPr>
+          <w:rFonts w:ascii="Times New Roman" w:hAnsi="Times New Roman"/>
+          <w:sz w:val="24"/>
+        </w:rPr>
+        <w:t xml:space="preserve"> слугу́ Твого́, </w:t>
+      </w:r>
+      <w:r>
+        <w:rPr>
+          <w:rFonts w:ascii="Times New Roman" w:hAnsi="Times New Roman"/>
+          <w:sz w:val="24"/>
+        </w:rPr>
+        <w:t>Влади́ко</w:t>
+      </w:r>
+      <w:r>
+        <w:rPr>
+          <w:rFonts w:ascii="Times New Roman" w:hAnsi="Times New Roman"/>
+          <w:sz w:val="24"/>
+        </w:rPr>
+        <w:t xml:space="preserve">,* за </w:t>
+      </w:r>
+      <w:r>
+        <w:rPr>
+          <w:rFonts w:ascii="Times New Roman" w:hAnsi="Times New Roman"/>
+          <w:sz w:val="24"/>
+        </w:rPr>
+        <w:t>Твої́м</w:t>
+      </w:r>
+      <w:r>
+        <w:rPr>
+          <w:rFonts w:ascii="Times New Roman" w:hAnsi="Times New Roman"/>
+          <w:sz w:val="24"/>
+        </w:rPr>
+        <w:t xml:space="preserve"> </w:t>
+      </w:r>
+      <w:r>
+        <w:rPr>
+          <w:rFonts w:ascii="Times New Roman" w:hAnsi="Times New Roman"/>
+          <w:sz w:val="24"/>
+        </w:rPr>
+        <w:t>сло́вом</w:t>
+      </w:r>
+      <w:r>
+        <w:rPr>
+          <w:rFonts w:ascii="Times New Roman" w:hAnsi="Times New Roman"/>
+          <w:sz w:val="24"/>
+        </w:rPr>
+        <w:t xml:space="preserve"> у </w:t>
+      </w:r>
+      <w:r>
+        <w:rPr>
+          <w:rFonts w:ascii="Times New Roman" w:hAnsi="Times New Roman"/>
+          <w:sz w:val="24"/>
+        </w:rPr>
+        <w:t>ми́рі</w:t>
+      </w:r>
+      <w:r>
+        <w:rPr>
+          <w:rFonts w:ascii="Times New Roman" w:hAnsi="Times New Roman"/>
+          <w:sz w:val="24"/>
         </w:rPr>
         <w:t>.</w:t>
       </w:r>
     </w:p>
     <w:p>
       <w:pPr>
-        <w:spacing w:after="120"/>
-        <w:jc w:val="both"/>
-        <w:rPr>
-          <w:rFonts w:ascii="Times New Roman" w:hAnsi="Times New Roman" w:cs="Times New Roman"/>
-          <w:sz w:val="24"/>
-          <w:szCs w:val="24"/>
-        </w:rPr>
-      </w:pPr>
-      <w:r>
-        <w:rPr>
-          <w:rFonts w:ascii="Times New Roman" w:hAnsi="Times New Roman" w:cs="Times New Roman"/>
-          <w:sz w:val="24"/>
-          <w:szCs w:val="24"/>
+        <w:pStyle w:val="a"/>
+        <w:spacing w:after="120"/>
+      </w:pPr>
+      <w:r>
+        <w:rPr>
+          <w:rFonts w:ascii="Times New Roman" w:hAnsi="Times New Roman"/>
+          <w:sz w:val="24"/>
+        </w:rPr>
+        <w:t xml:space="preserve">Бо </w:t>
+      </w:r>
+      <w:r>
+        <w:rPr>
+          <w:rFonts w:ascii="Times New Roman" w:hAnsi="Times New Roman"/>
+          <w:sz w:val="24"/>
+        </w:rPr>
+        <w:t>поба́чили</w:t>
+      </w:r>
+      <w:r>
+        <w:rPr>
+          <w:rFonts w:ascii="Times New Roman" w:hAnsi="Times New Roman"/>
+          <w:sz w:val="24"/>
+        </w:rPr>
+        <w:t xml:space="preserve"> </w:t>
+      </w:r>
+      <w:r>
+        <w:rPr>
+          <w:rFonts w:ascii="Times New Roman" w:hAnsi="Times New Roman"/>
+          <w:sz w:val="24"/>
+        </w:rPr>
+        <w:t>о́чі</w:t>
+      </w:r>
+      <w:r>
+        <w:rPr>
+          <w:rFonts w:ascii="Times New Roman" w:hAnsi="Times New Roman"/>
+          <w:sz w:val="24"/>
+        </w:rPr>
+        <w:t xml:space="preserve"> мої́* </w:t>
+      </w:r>
+      <w:r>
+        <w:rPr>
+          <w:rFonts w:ascii="Times New Roman" w:hAnsi="Times New Roman"/>
+          <w:sz w:val="24"/>
+        </w:rPr>
+        <w:t>спасі́ння</w:t>
+      </w:r>
+      <w:r>
+        <w:rPr>
+          <w:rFonts w:ascii="Times New Roman" w:hAnsi="Times New Roman"/>
+          <w:sz w:val="24"/>
+        </w:rPr>
+        <w:t xml:space="preserve"> Твоє́;</w:t>
+      </w:r>
+    </w:p>
+    <w:p>
+      <w:pPr>
+        <w:pStyle w:val="a"/>
+        <w:spacing w:after="120"/>
+      </w:pPr>
+      <w:r>
+        <w:rPr>
+          <w:rFonts w:ascii="Times New Roman" w:hAnsi="Times New Roman"/>
+          <w:sz w:val="24"/>
+        </w:rPr>
+        <w:t xml:space="preserve">Що </w:t>
+      </w:r>
+      <w:r>
+        <w:rPr>
+          <w:rFonts w:ascii="Times New Roman" w:hAnsi="Times New Roman"/>
+          <w:sz w:val="24"/>
+        </w:rPr>
+        <w:t>приготува́в</w:t>
+      </w:r>
+      <w:r>
+        <w:rPr>
+          <w:rFonts w:ascii="Times New Roman" w:hAnsi="Times New Roman"/>
+          <w:sz w:val="24"/>
+        </w:rPr>
+        <w:t xml:space="preserve"> Ти* </w:t>
+      </w:r>
+      <w:r>
+        <w:rPr>
+          <w:rFonts w:ascii="Times New Roman" w:hAnsi="Times New Roman"/>
+          <w:sz w:val="24"/>
+        </w:rPr>
+        <w:t>пе́ред</w:t>
+      </w:r>
+      <w:r>
+        <w:rPr>
+          <w:rFonts w:ascii="Times New Roman" w:hAnsi="Times New Roman"/>
+          <w:sz w:val="24"/>
+        </w:rPr>
+        <w:t xml:space="preserve"> усіма́ </w:t>
+      </w:r>
+      <w:r>
+        <w:rPr>
+          <w:rFonts w:ascii="Times New Roman" w:hAnsi="Times New Roman"/>
+          <w:sz w:val="24"/>
+        </w:rPr>
+        <w:t>наро́дами</w:t>
+      </w:r>
+      <w:r>
+        <w:rPr>
+          <w:rFonts w:ascii="Times New Roman" w:hAnsi="Times New Roman"/>
+          <w:sz w:val="24"/>
+        </w:rPr>
+        <w:t>;</w:t>
+      </w:r>
+    </w:p>
+    <w:p>
+      <w:pPr>
+        <w:pStyle w:val="a"/>
+        <w:spacing w:after="120"/>
+      </w:pPr>
+      <w:r>
+        <w:rPr>
+          <w:rFonts w:ascii="Times New Roman" w:hAnsi="Times New Roman"/>
+          <w:sz w:val="24"/>
+        </w:rPr>
+        <w:t>Сві́тло</w:t>
+      </w:r>
+      <w:r>
+        <w:rPr>
+          <w:rFonts w:ascii="Times New Roman" w:hAnsi="Times New Roman"/>
+          <w:sz w:val="24"/>
+        </w:rPr>
+        <w:t xml:space="preserve"> на </w:t>
+      </w:r>
+      <w:r>
+        <w:rPr>
+          <w:rFonts w:ascii="Times New Roman" w:hAnsi="Times New Roman"/>
+          <w:sz w:val="24"/>
+        </w:rPr>
+        <w:t>просві́ту</w:t>
+      </w:r>
+      <w:r>
+        <w:rPr>
+          <w:rFonts w:ascii="Times New Roman" w:hAnsi="Times New Roman"/>
+          <w:sz w:val="24"/>
+        </w:rPr>
+        <w:t xml:space="preserve"> </w:t>
+      </w:r>
+      <w:r>
+        <w:rPr>
+          <w:rFonts w:ascii="Times New Roman" w:hAnsi="Times New Roman"/>
+          <w:sz w:val="24"/>
+        </w:rPr>
+        <w:t>пога́нам</w:t>
+      </w:r>
+      <w:r>
+        <w:rPr>
+          <w:rFonts w:ascii="Times New Roman" w:hAnsi="Times New Roman"/>
+          <w:sz w:val="24"/>
+        </w:rPr>
+        <w:t xml:space="preserve">,* і </w:t>
+      </w:r>
+      <w:r>
+        <w:rPr>
+          <w:rFonts w:ascii="Times New Roman" w:hAnsi="Times New Roman"/>
+          <w:sz w:val="24"/>
+        </w:rPr>
+        <w:t>сла́ву</w:t>
+      </w:r>
+      <w:r>
+        <w:rPr>
+          <w:rFonts w:ascii="Times New Roman" w:hAnsi="Times New Roman"/>
+          <w:sz w:val="24"/>
+        </w:rPr>
+        <w:t xml:space="preserve"> </w:t>
+      </w:r>
+      <w:r>
+        <w:rPr>
+          <w:rFonts w:ascii="Times New Roman" w:hAnsi="Times New Roman"/>
+          <w:sz w:val="24"/>
+        </w:rPr>
+        <w:t>лю́ду</w:t>
+      </w:r>
+      <w:r>
+        <w:rPr>
+          <w:rFonts w:ascii="Times New Roman" w:hAnsi="Times New Roman"/>
+          <w:sz w:val="24"/>
+        </w:rPr>
+        <w:t xml:space="preserve"> Твого́, </w:t>
+      </w:r>
+      <w:r>
+        <w:rPr>
+          <w:rFonts w:ascii="Times New Roman" w:hAnsi="Times New Roman"/>
+          <w:sz w:val="24"/>
+        </w:rPr>
+        <w:t>Ізра́їля</w:t>
+      </w:r>
+      <w:r>
+        <w:rPr>
+          <w:rFonts w:ascii="Times New Roman" w:hAnsi="Times New Roman"/>
+          <w:sz w:val="24"/>
+        </w:rPr>
+        <w:t>.</w:t>
+      </w:r>
+    </w:p>
+    <w:p>
+      <w:pPr>
+        <w:pStyle w:val="a"/>
+        <w:spacing w:after="120"/>
+      </w:pPr>
+      <w:r>
+        <w:rPr>
+          <w:rFonts w:ascii="Times New Roman" w:hAnsi="Times New Roman"/>
+          <w:sz w:val="24"/>
+        </w:rPr>
+        <w:t xml:space="preserve">Святий Боже, святий Кріпкий, святий Безсмертний, помилуй нас. </w:t>
+      </w:r>
+      <w:r>
+        <w:rPr>
+          <w:rFonts w:ascii="Times New Roman" w:hAnsi="Times New Roman"/>
+          <w:i/>
+          <w:color w:val="FF0000"/>
+          <w:sz w:val="24"/>
+        </w:rPr>
+        <w:t>(3 р.)</w:t>
+      </w:r>
+    </w:p>
+    <w:p>
+      <w:pPr>
+        <w:pStyle w:val="a"/>
+        <w:spacing w:after="120"/>
+      </w:pPr>
+      <w:r>
+        <w:rPr>
+          <w:rFonts w:ascii="Times New Roman" w:hAnsi="Times New Roman"/>
+          <w:sz w:val="24"/>
         </w:rPr>
         <w:t>Слава Отцю, і Сину, і Святому Духові,* і нині і повсякчас, і на віки віків. Амінь.</w:t>
       </w:r>
@@ -14228,7 +15751,7 @@
           <w:sz w:val="24"/>
           <w:szCs w:val="24"/>
         </w:rPr>
-        <w:t>(3 р.)</w:t>
+        <w:t>(3 р.)</w:t>
       </w:r>
       <w:r>
         <w:rPr>
@@ -14242,35 +15765,135 @@
     </w:p>
     <w:p>
       <w:pPr>
-        <w:spacing w:after="120"/>
-        <w:rPr>
-          <w:rFonts w:ascii="Times New Roman" w:hAnsi="Times New Roman" w:cs="Times New Roman"/>
-        </w:rPr>
-      </w:pPr>
-      <w:r>
-        <w:rPr>
-          <w:rFonts w:ascii="Times New Roman" w:hAnsi="Times New Roman" w:cs="Times New Roman"/>
-          <w:sz w:val="24"/>
-          <w:szCs w:val="24"/>
-        </w:rPr>
-        <w:t>Слава Отцю, і Сину, і Святому Духові.* І</w:t>
-      </w:r>
-      <w:r>
-        <w:rPr>
-          <w:rFonts w:ascii="Times New Roman" w:hAnsi="Times New Roman" w:cs="Times New Roman"/>
+        <w:pStyle w:val="a"/>
+        <w:spacing w:after="120"/>
+      </w:pPr>
+      <w:r>
+        <w:rPr>
+          <w:rFonts w:ascii="Times New Roman" w:hAnsi="Times New Roman"/>
+          <w:sz w:val="24"/>
+        </w:rPr>
+        <w:t xml:space="preserve">Слава </w:t>
+      </w:r>
+      <w:r>
+        <w:rPr>
+          <w:rFonts w:ascii="Times New Roman" w:hAnsi="Times New Roman"/>
+          <w:sz w:val="24"/>
+        </w:rPr>
+        <w:t>Отцю</w:t>
+      </w:r>
+      <w:r>
+        <w:rPr>
+          <w:rFonts w:ascii="Times New Roman" w:hAnsi="Times New Roman"/>
+          <w:sz w:val="24"/>
+        </w:rPr>
+        <w:t xml:space="preserve">, і Сину, і Святому </w:t>
+      </w:r>
+      <w:r>
+        <w:rPr>
+          <w:rFonts w:ascii="Times New Roman" w:hAnsi="Times New Roman"/>
+          <w:sz w:val="24"/>
+        </w:rPr>
+        <w:t>Духові</w:t>
+      </w:r>
+      <w:r>
+        <w:rPr>
+          <w:rFonts w:ascii="Times New Roman" w:hAnsi="Times New Roman"/>
+          <w:sz w:val="24"/>
+        </w:rPr>
+        <w:t>,</w:t>
+      </w:r>
+      <w:r>
+        <w:rPr>
+          <w:rFonts w:ascii="Times New Roman" w:hAnsi="Times New Roman"/>
+          <w:sz w:val="24"/>
+        </w:rPr>
+        <w:t xml:space="preserve">* </w:t>
+      </w:r>
+      <w:r>
+        <w:rPr>
+          <w:rFonts w:ascii="Times New Roman" w:hAnsi="Times New Roman"/>
+          <w:sz w:val="24"/>
+        </w:rPr>
+        <w:t>і</w:t>
+      </w:r>
+      <w:r>
+        <w:rPr>
+          <w:rFonts w:ascii="Times New Roman" w:hAnsi="Times New Roman"/>
           <w:b/>
           <w:sz w:val="24"/>
-          <w:szCs w:val="24"/>
         </w:rPr>
         <w:t xml:space="preserve"> </w:t>
       </w:r>
       <w:r>
         <w:rPr>
-          <w:rFonts w:ascii="Times New Roman" w:hAnsi="Times New Roman" w:cs="Times New Roman"/>
-          <w:sz w:val="24"/>
-          <w:szCs w:val="24"/>
-        </w:rPr>
-        <w:t>нині і повсякчас, і на віки віків. Амінь.</w:t>
+          <w:rFonts w:ascii="Times New Roman" w:hAnsi="Times New Roman"/>
+          <w:sz w:val="24"/>
+        </w:rPr>
+        <w:t>нині</w:t>
+      </w:r>
+      <w:r>
+        <w:rPr>
+          <w:rFonts w:ascii="Times New Roman" w:hAnsi="Times New Roman"/>
+          <w:sz w:val="24"/>
+        </w:rPr>
+        <w:t xml:space="preserve"> і </w:t>
+      </w:r>
+      <w:r>
+        <w:rPr>
+          <w:rFonts w:ascii="Times New Roman" w:hAnsi="Times New Roman"/>
+          <w:sz w:val="24"/>
+        </w:rPr>
+        <w:t>повсякчас</w:t>
+      </w:r>
+      <w:r>
+        <w:rPr>
+          <w:rFonts w:ascii="Times New Roman" w:hAnsi="Times New Roman"/>
+          <w:sz w:val="24"/>
+        </w:rPr>
+        <w:t xml:space="preserve">, і на </w:t>
+      </w:r>
+      <w:r>
+        <w:rPr>
+          <w:rFonts w:ascii="Times New Roman" w:hAnsi="Times New Roman"/>
+          <w:sz w:val="24"/>
+        </w:rPr>
+        <w:t>віки</w:t>
+      </w:r>
+      <w:r>
+        <w:rPr>
+          <w:rFonts w:ascii="Times New Roman" w:hAnsi="Times New Roman"/>
+          <w:sz w:val="24"/>
+        </w:rPr>
+        <w:t xml:space="preserve"> </w:t>
+      </w:r>
+      <w:r>
+        <w:rPr>
+          <w:rFonts w:ascii="Times New Roman" w:hAnsi="Times New Roman"/>
+          <w:sz w:val="24"/>
+        </w:rPr>
+        <w:t>віків</w:t>
+      </w:r>
+      <w:r>
+        <w:rPr>
+          <w:rFonts w:ascii="Times New Roman" w:hAnsi="Times New Roman"/>
+          <w:sz w:val="24"/>
+        </w:rPr>
+        <w:t xml:space="preserve">. </w:t>
+      </w:r>
+      <w:r>
+        <w:rPr>
+          <w:rFonts w:ascii="Times New Roman" w:hAnsi="Times New Roman"/>
+          <w:sz w:val="24"/>
+        </w:rPr>
+        <w:t>Амінь</w:t>
+      </w:r>
+      <w:r>
+        <w:rPr>
+          <w:rFonts w:ascii="Times New Roman" w:hAnsi="Times New Roman"/>
+          <w:sz w:val="24"/>
+        </w:rPr>
+        <w:t>.</w:t>
       </w:r>
     </w:p>
     <w:p>
@@ -14424,7 +16047,7 @@
           <w:sz w:val="24"/>
           <w:szCs w:val="24"/>
         </w:rPr>
-        <w:t>(г. 8):</w:t>
+        <w:t>(г. 8):</w:t>
       </w:r>
       <w:r>
         <w:rPr>
@@ -14550,19 +16173,17 @@
       </w:pPr>
       <w:r>
         <w:rPr>
-          <w:rFonts w:ascii="Times New Roman" w:hAnsi="Times New Roman" w:cs="Times New Roman"/>
+          <w:rFonts w:ascii="Times New Roman" w:hAnsi="Times New Roman"/>
           <w:i/>
           <w:color w:val="FF4400"/>
           <w:sz w:val="24"/>
-          <w:szCs w:val="24"/>
         </w:rPr>
         <w:t>Священик:</w:t>
       </w:r>
       <w:r>
         <w:rPr>
-          <w:rFonts w:ascii="Times New Roman" w:hAnsi="Times New Roman" w:cs="Times New Roman"/>
-          <w:sz w:val="24"/>
-          <w:szCs w:val="24"/>
+          <w:rFonts w:ascii="Times New Roman" w:hAnsi="Times New Roman"/>
+          <w:sz w:val="24"/>
         </w:rPr>
         <w:t xml:space="preserve"> Благословенний Христос, Бог наш, завжди, нині і повсякчас, і на віки віків.</w:t>
       </w:r>
@@ -14617,19 +16238,17 @@
       </w:pPr>
       <w:r>
         <w:rPr>
-          <w:rFonts w:ascii="Times New Roman" w:hAnsi="Times New Roman" w:cs="Times New Roman"/>
+          <w:rFonts w:ascii="Times New Roman" w:hAnsi="Times New Roman"/>
           <w:i/>
           <w:color w:val="FF4400"/>
           <w:sz w:val="24"/>
-          <w:szCs w:val="24"/>
         </w:rPr>
         <w:t>Священик:</w:t>
       </w:r>
       <w:r>
         <w:rPr>
-          <w:rFonts w:ascii="Times New Roman" w:hAnsi="Times New Roman" w:cs="Times New Roman"/>
-          <w:sz w:val="24"/>
-          <w:szCs w:val="24"/>
+          <w:rFonts w:ascii="Times New Roman" w:hAnsi="Times New Roman"/>
+          <w:sz w:val="24"/>
         </w:rPr>
         <w:t xml:space="preserve"> Пресвята Богородице, спаси нас.</w:t>
       </w:r>
@@ -14683,19 +16302,17 @@
       </w:pPr>
       <w:r>
         <w:rPr>
-          <w:rFonts w:ascii="Times New Roman" w:hAnsi="Times New Roman" w:cs="Times New Roman"/>
+          <w:rFonts w:ascii="Times New Roman" w:hAnsi="Times New Roman"/>
           <w:i/>
           <w:color w:val="FF4400"/>
           <w:sz w:val="24"/>
-          <w:szCs w:val="24"/>
         </w:rPr>
         <w:t>Священик:</w:t>
       </w:r>
       <w:r>
         <w:rPr>
-          <w:rFonts w:ascii="Times New Roman" w:hAnsi="Times New Roman" w:cs="Times New Roman"/>
-          <w:sz w:val="24"/>
-          <w:szCs w:val="24"/>
+          <w:rFonts w:ascii="Times New Roman" w:hAnsi="Times New Roman"/>
+          <w:sz w:val="24"/>
         </w:rPr>
         <w:t xml:space="preserve"> Слава тобі, Христе Боже, надіє наша, слава тобі!</w:t>
       </w:r>
@@ -14736,7 +16353,7 @@
           <w:sz w:val="24"/>
           <w:szCs w:val="24"/>
         </w:rPr>
-        <w:t>(3 р.)</w:t>
+        <w:t>(3 р.)</w:t>
       </w:r>
       <w:r>
         <w:rPr>
@@ -14757,72 +16374,21 @@
       </w:r>
     </w:p>
     <w:p>
-      <w:pPr>
-        <w:rPr>
-          <w:rFonts w:ascii="Times New Roman" w:hAnsi="Times New Roman" w:cs="Times New Roman"/>
-        </w:rPr>
-      </w:pPr>
-      <w:r>
-        <w:rPr>
-          <w:rFonts w:ascii="Times New Roman" w:hAnsi="Times New Roman" w:cs="Times New Roman"/>
+      <w:r>
+        <w:rPr>
+          <w:rFonts w:ascii="Times New Roman" w:hAnsi="Times New Roman"/>
           <w:i/>
           <w:color w:val="FF4400"/>
           <w:sz w:val="24"/>
-          <w:szCs w:val="24"/>
-        </w:rPr>
-        <w:t>Свяще</w:t>
-      </w:r>
-      <w:r>
-        <w:rPr>
-          <w:rFonts w:ascii="Times New Roman" w:hAnsi="Times New Roman" w:cs="Times New Roman"/>
-          <w:i/>
-          <w:color w:val="FF4400"/>
-          <w:sz w:val="24"/>
-          <w:szCs w:val="24"/>
-        </w:rPr>
-        <w:t>ник:</w:t>
-      </w:r>
-      <w:r>
-        <w:rPr>
-          <w:rFonts w:ascii="Times New Roman" w:hAnsi="Times New Roman" w:cs="Times New Roman"/>
-          <w:sz w:val="24"/>
-          <w:szCs w:val="24"/>
-        </w:rPr>
-        <w:t xml:space="preserve"> Христос, істинний Бог наш - молитвами пречистої Своєї Матері, якої чесного пояса положення сьогодні пам'ять світло звершуємо, силою чесного і животворчого Хреста, заступництвом чесних небесних сил безтілесних, чесного і славного пророка, предтечі і хр</w:t>
-      </w:r>
-      <w:r>
-        <w:rPr>
-          <w:rFonts w:ascii="Times New Roman" w:hAnsi="Times New Roman" w:cs="Times New Roman"/>
-          <w:sz w:val="24"/>
-          <w:szCs w:val="24"/>
-        </w:rPr>
-        <w:t>естителя Йоана, святих славних і всехвальних апостолів, святого отця нашого Миколая, архиєпископа Мир Ликійських, чудотворця, святих славних і переможних мучеників, преподобних і богоносних отців наших, святих і праведних богоотців Йоакима й Анни, святого,</w:t>
-      </w:r>
-      <w:r>
-        <w:rPr>
-          <w:rFonts w:ascii="Times New Roman" w:hAnsi="Times New Roman" w:cs="Times New Roman"/>
-          <w:sz w:val="24"/>
-          <w:szCs w:val="24"/>
-        </w:rPr>
-        <w:t xml:space="preserve"> </w:t>
-      </w:r>
-      <w:r>
-        <w:rPr>
-          <w:rFonts w:ascii="Times New Roman" w:hAnsi="Times New Roman" w:cs="Times New Roman"/>
-          <w:i/>
-          <w:color w:val="FF4400"/>
-          <w:sz w:val="24"/>
-          <w:szCs w:val="24"/>
-        </w:rPr>
-        <w:t>якого є храм</w:t>
-      </w:r>
-      <w:r>
-        <w:rPr>
-          <w:rFonts w:ascii="Times New Roman" w:hAnsi="Times New Roman" w:cs="Times New Roman"/>
-          <w:sz w:val="24"/>
-          <w:szCs w:val="24"/>
-        </w:rPr>
-        <w:t>, положення чесного пояса Пресвятої Владичиці нашої Богородиці і всіх святих - помилує і спасе нас як благий і людинолюбний.</w:t>
+        </w:rPr>
+        <w:t>Священик:</w:t>
+      </w:r>
+      <w:r>
+        <w:rPr>
+          <w:rFonts w:ascii="Times New Roman" w:hAnsi="Times New Roman"/>
+          <w:sz w:val="24"/>
+        </w:rPr>
+        <w:t xml:space="preserve"> Христос, істинний Бог наш - молитвами пречистої Своєї Матері, Пресвятої Владичиці нашої Богородиці, що її чесного пояса положення сьогодні пам'ять світло звершуємо, святих славних і всехвальних апостолів, і всіх святих - помилує і спасе нас як благий і людинолюбний.</w:t>
       </w:r>
     </w:p>
     <w:p>
@@ -15001,19 +16567,17 @@
       </w:pPr>
       <w:r>
         <w:rPr>
-          <w:rFonts w:ascii="Times New Roman" w:hAnsi="Times New Roman" w:cs="Times New Roman"/>
+          <w:rFonts w:ascii="Times New Roman" w:hAnsi="Times New Roman"/>
           <w:i/>
           <w:color w:val="FF4400"/>
           <w:sz w:val="24"/>
-          <w:szCs w:val="24"/>
         </w:rPr>
         <w:t>Священик:</w:t>
       </w:r>
       <w:r>
         <w:rPr>
-          <w:rFonts w:ascii="Times New Roman" w:hAnsi="Times New Roman" w:cs="Times New Roman"/>
-          <w:sz w:val="24"/>
-          <w:szCs w:val="24"/>
+          <w:rFonts w:ascii="Times New Roman" w:hAnsi="Times New Roman"/>
+          <w:sz w:val="24"/>
         </w:rPr>
         <w:t xml:space="preserve"> Слава святій, одноістотній, животворящій і нероздільній Тройці, завжди, нині і повсякчас, і на віки віків.</w:t>
       </w:r>
@@ -15074,7 +16638,7 @@
           <w:sz w:val="24"/>
           <w:szCs w:val="24"/>
         </w:rPr>
-        <w:t>(3 р.)</w:t>
+        <w:t>(3 р.)</w:t>
       </w:r>
       <w:r>
         <w:rPr>
@@ -15122,7 +16686,7 @@
           <w:sz w:val="24"/>
           <w:szCs w:val="24"/>
         </w:rPr>
-        <w:t>(2 р.)</w:t>
+        <w:t>(2 р.)</w:t>
       </w:r>
       <w:r>
         <w:rPr>
@@ -17530,7 +19094,7 @@
           <w:sz w:val="24"/>
           <w:szCs w:val="24"/>
         </w:rPr>
-        <w:t>(3 р.)</w:t>
+        <w:t>(3 р.)</w:t>
       </w:r>
     </w:p>
     <w:p>
@@ -17608,7 +19172,7 @@
           <w:sz w:val="24"/>
           <w:szCs w:val="24"/>
         </w:rPr>
-        <w:t>1. </w:t>
+        <w:t xml:space="preserve">1. </w:t>
       </w:r>
       <w:r>
         <w:rPr>
@@ -17656,7 +19220,7 @@
           <w:sz w:val="24"/>
           <w:szCs w:val="24"/>
         </w:rPr>
-        <w:t>2. </w:t>
+        <w:t xml:space="preserve">2. </w:t>
       </w:r>
       <w:r>
         <w:rPr>
@@ -17713,7 +19277,7 @@
           <w:sz w:val="24"/>
           <w:szCs w:val="24"/>
         </w:rPr>
-        <w:t> Від ночі лине дух наш до тебе, Боже, бо світлом є повеління твої. Навчи нас, Боже, правди твоєї, заповідей твоїх і виправдань твоїх. Просвіти наші духовні очі, щоб ми не заснули в гріхах на смерть. Віджени</w:t>
+        <w:t xml:space="preserve"> Від ночі лине дух наш до тебе, Боже, бо світлом є повеління твої. Навчи нас, Боже, правди твоєї, заповідей твоїх і виправдань твоїх. Просвіти наші духовні очі, щоб ми не заснули в гріхах на смерть. Віджени</w:t>
       </w:r>
       <w:r>
         <w:rPr>
@@ -17761,7 +19325,7 @@
           <w:sz w:val="24"/>
           <w:szCs w:val="24"/>
         </w:rPr>
-        <w:t> Владико, Боже святий і неосяжний, що казав із темряви світлові засіяти, що заспокоїв нас у нічному сні й підвів до величання і моління твоєї доброти! Ти, що</w:t>
+        <w:t xml:space="preserve"> Владико, Боже святий і неосяжний, що казав із темряви світлові засіяти, що заспокоїв нас у нічному сні й підвів до величання і моління твоєї доброти! Ти, що</w:t>
       </w:r>
       <w:r>
         <w:rPr>
@@ -17818,7 +19382,7 @@
           <w:sz w:val="24"/>
           <w:szCs w:val="24"/>
         </w:rPr>
-        <w:t> Скарбе добра, джерело невисихаюче, Отче святий, чудотворче всесильний і вседержителю! Ус</w:t>
+        <w:t xml:space="preserve"> Скарбе добра, джерело невисихаюче, Отче святий, чудотворче всесильний і вседержителю! Ус</w:t>
       </w:r>
       <w:r>
         <w:rPr>
@@ -17866,7 +19430,7 @@
           <w:sz w:val="24"/>
           <w:szCs w:val="24"/>
         </w:rPr>
-        <w:t>6. </w:t>
+        <w:t xml:space="preserve">6. </w:t>
       </w:r>
       <w:r>
         <w:rPr>
@@ -17932,7 +19496,7 @@
           <w:sz w:val="24"/>
           <w:szCs w:val="24"/>
         </w:rPr>
-        <w:t> Боже й Отче Господа нашого Ісуса Христа! Ти підніс нас з постелі нашої і зібрав на годину молитви. Дай нам ласку відкрити уста наші і прийми наші подяки, що в наших силах, і навчи нас установ твоїх. Бо молитися як</w:t>
+        <w:t xml:space="preserve"> Боже й Отче Господа нашого Ісуса Христа! Ти підніс нас з постелі нашої і зібрав на годину молитви. Дай нам ласку відкрити уста наші і прийми наші подяки, що в наших силах, і навчи нас установ твоїх. Бо молитися як</w:t>
       </w:r>
       <w:r>
         <w:rPr>
@@ -17980,7 +19544,7 @@
           <w:sz w:val="24"/>
           <w:szCs w:val="24"/>
         </w:rPr>
-        <w:t>8. </w:t>
+        <w:t xml:space="preserve">8. </w:t>
       </w:r>
       <w:r>
         <w:rPr>
@@ -18037,7 +19601,7 @@
           <w:sz w:val="24"/>
           <w:szCs w:val="24"/>
         </w:rPr>
-        <w:t> Господи, Боже наш! Ти за покаяння дарував людям відпущення, нам же, як образ пізнання і визнання гріхів, показав покаяння і прощенн</w:t>
+        <w:t xml:space="preserve"> Господи, Боже наш! Ти за покаяння дарував людям відпущення, нам же, як образ пізнання і визнання гріхів, показав покаяння і прощенн</w:t>
       </w:r>
       <w:r>
         <w:rPr>
@@ -18094,7 +19658,7 @@
           <w:sz w:val="24"/>
           <w:szCs w:val="24"/>
         </w:rPr>
-        <w:t> Боже, Боже наш! Ти сотворив розумні й духо</w:t>
+        <w:t xml:space="preserve"> Боже, Боже наш! Ти сотворив розумні й духо</w:t>
       </w:r>
       <w:r>
         <w:rPr>
@@ -18133,7 +19697,7 @@
           <w:sz w:val="24"/>
           <w:szCs w:val="24"/>
         </w:rPr>
-        <w:t>11. </w:t>
+        <w:t xml:space="preserve">11. </w:t>
       </w:r>
       <w:r>
         <w:rPr>
@@ -19346,7 +20910,7 @@
           <w:sz w:val="24"/>
           <w:szCs w:val="24"/>
         </w:rPr>
-        <w:t>(г. 8):</w:t>
+        <w:t>(г. 8):</w:t>
       </w:r>
       <w:r>
         <w:rPr>
@@ -19403,7 +20967,7 @@
           <w:sz w:val="24"/>
           <w:szCs w:val="24"/>
         </w:rPr>
-        <w:t>(г. 8):</w:t>
+        <w:t>(г. 8):</w:t>
       </w:r>
       <w:r>
         <w:rPr>
@@ -19794,7 +21358,7 @@
           <w:sz w:val="24"/>
           <w:szCs w:val="24"/>
         </w:rPr>
-        <w:t>(г. 4):</w:t>
+        <w:t>(г. 4):</w:t>
       </w:r>
       <w:r>
         <w:rPr>
@@ -20217,7 +21781,7 @@
           <w:sz w:val="24"/>
           <w:szCs w:val="24"/>
         </w:rPr>
-        <w:t>(г. 4, подібний: Здивувався Йосиф):</w:t>
+        <w:t>(г. 4, подібний: Здивувався Йосиф):</w:t>
       </w:r>
       <w:r>
         <w:rPr>
@@ -20349,7 +21913,7 @@
           <w:sz w:val="24"/>
           <w:szCs w:val="24"/>
         </w:rPr>
-        <w:t>(3 р.)</w:t>
+        <w:t>(3 р.)</w:t>
       </w:r>
       <w:r>
         <w:rPr>
@@ -20387,7 +21951,7 @@
           <w:sz w:val="24"/>
           <w:szCs w:val="24"/>
         </w:rPr>
-        <w:t>(3 р.)</w:t>
+        <w:t>(3 р.)</w:t>
       </w:r>
       <w:r>
         <w:rPr>
@@ -20425,7 +21989,7 @@
           <w:sz w:val="24"/>
           <w:szCs w:val="24"/>
         </w:rPr>
-        <w:t>(3 р.)</w:t>
+        <w:t>(3 р.)</w:t>
       </w:r>
       <w:r>
         <w:rPr>
@@ -20463,7 +22027,7 @@
           <w:sz w:val="24"/>
           <w:szCs w:val="24"/>
         </w:rPr>
-        <w:t>(3 р.)</w:t>
+        <w:t>(3 р.)</w:t>
       </w:r>
       <w:r>
         <w:rPr>
@@ -20501,7 +22065,7 @@
           <w:sz w:val="24"/>
           <w:szCs w:val="24"/>
         </w:rPr>
-        <w:t>(3 р.)</w:t>
+        <w:t>(3 р.)</w:t>
       </w:r>
       <w:r>
         <w:rPr>
@@ -20547,7 +22111,7 @@
           <w:sz w:val="24"/>
           <w:szCs w:val="24"/>
         </w:rPr>
-        <w:t>(3 р.)</w:t>
+        <w:t>(3 р.)</w:t>
       </w:r>
       <w:r>
         <w:rPr>
@@ -20586,7 +22150,7 @@
           <w:sz w:val="24"/>
           <w:szCs w:val="24"/>
         </w:rPr>
-        <w:t>(3 р.)</w:t>
+        <w:t>(3 р.)</w:t>
       </w:r>
       <w:r>
         <w:rPr>
@@ -20625,7 +22189,7 @@
           <w:sz w:val="24"/>
           <w:szCs w:val="24"/>
         </w:rPr>
-        <w:t>(3 р.)</w:t>
+        <w:t>(3 р.)</w:t>
       </w:r>
       <w:r>
         <w:rPr>
@@ -20942,7 +22506,7 @@
           <w:sz w:val="24"/>
           <w:szCs w:val="24"/>
         </w:rPr>
-        <w:t>(3 р.)</w:t>
+        <w:t>(3 р.)</w:t>
       </w:r>
     </w:p>
     <w:p>
@@ -21162,21 +22726,19 @@
       </w:pPr>
       <w:r>
         <w:rPr>
-          <w:rFonts w:ascii="Times New Roman" w:hAnsi="Times New Roman" w:cs="Times New Roman"/>
+          <w:rFonts w:ascii="Times New Roman" w:hAnsi="Times New Roman"/>
           <w:i/>
           <w:color w:val="FF4400"/>
           <w:sz w:val="24"/>
-          <w:szCs w:val="24"/>
         </w:rPr>
         <w:t>Священик:</w:t>
       </w:r>
       <w:r>
         <w:rPr>
-          <w:rFonts w:ascii="Times New Roman" w:hAnsi="Times New Roman" w:cs="Times New Roman"/>
-          <w:sz w:val="24"/>
-          <w:szCs w:val="24"/>
-        </w:rPr>
-        <w:t> Бо благословилося і прославилося ім’я Твоє Отця, і Сина, і Святого Духа, нині і повсякчас, і на віки віків.</w:t>
+          <w:rFonts w:ascii="Times New Roman" w:hAnsi="Times New Roman"/>
+          <w:sz w:val="24"/>
+        </w:rPr>
+        <w:t xml:space="preserve"> Бо благословилося і прославилося ім’я Твоє Отця, і Сина, і Святого Духа, нині і повсякчас, і на віки віків.</w:t>
       </w:r>
     </w:p>
     <w:p>
@@ -21268,7 +22830,7 @@
           <w:sz w:val="24"/>
           <w:szCs w:val="24"/>
         </w:rPr>
-        <w:t>(г. 1):</w:t>
+        <w:t>(г. 1):</w:t>
       </w:r>
       <w:r>
         <w:rPr>
@@ -21500,19 +23062,17 @@
       </w:pPr>
       <w:r>
         <w:rPr>
-          <w:rFonts w:ascii="Times New Roman" w:hAnsi="Times New Roman" w:cs="Times New Roman"/>
+          <w:rFonts w:ascii="Times New Roman" w:hAnsi="Times New Roman"/>
           <w:i/>
           <w:color w:val="FF4400"/>
           <w:sz w:val="24"/>
-          <w:szCs w:val="24"/>
         </w:rPr>
         <w:t>Священик:</w:t>
       </w:r>
       <w:r>
         <w:rPr>
-          <w:rFonts w:ascii="Times New Roman" w:hAnsi="Times New Roman" w:cs="Times New Roman"/>
-          <w:sz w:val="24"/>
-          <w:szCs w:val="24"/>
+          <w:rFonts w:ascii="Times New Roman" w:hAnsi="Times New Roman"/>
+          <w:sz w:val="24"/>
         </w:rPr>
         <w:t xml:space="preserve"> Мир всім.</w:t>
       </w:r>
@@ -22035,7 +23595,7 @@
           <w:sz w:val="24"/>
           <w:szCs w:val="24"/>
         </w:rPr>
-        <w:t>(3 р.)</w:t>
+        <w:t>(3 р.)</w:t>
       </w:r>
       <w:r>
         <w:rPr>
@@ -22078,19 +23638,17 @@
       </w:pPr>
       <w:r>
         <w:rPr>
-          <w:rFonts w:ascii="Times New Roman" w:hAnsi="Times New Roman" w:cs="Times New Roman"/>
+          <w:rFonts w:ascii="Times New Roman" w:hAnsi="Times New Roman"/>
           <w:i/>
           <w:color w:val="FF4400"/>
           <w:sz w:val="24"/>
-          <w:szCs w:val="24"/>
         </w:rPr>
         <w:t>Священик:</w:t>
       </w:r>
       <w:r>
         <w:rPr>
-          <w:rFonts w:ascii="Times New Roman" w:hAnsi="Times New Roman" w:cs="Times New Roman"/>
-          <w:sz w:val="24"/>
-          <w:szCs w:val="24"/>
+          <w:rFonts w:ascii="Times New Roman" w:hAnsi="Times New Roman"/>
+          <w:sz w:val="24"/>
         </w:rPr>
         <w:t xml:space="preserve"> Мир всім!</w:t>
       </w:r>
@@ -22136,19 +23694,17 @@
       </w:pPr>
       <w:r>
         <w:rPr>
-          <w:rFonts w:ascii="Times New Roman" w:hAnsi="Times New Roman" w:cs="Times New Roman"/>
+          <w:rFonts w:ascii="Times New Roman" w:hAnsi="Times New Roman"/>
           <w:i/>
           <w:color w:val="FF4400"/>
           <w:sz w:val="24"/>
-          <w:szCs w:val="24"/>
         </w:rPr>
         <w:t>Священик:</w:t>
       </w:r>
       <w:r>
         <w:rPr>
-          <w:rFonts w:ascii="Times New Roman" w:hAnsi="Times New Roman" w:cs="Times New Roman"/>
-          <w:sz w:val="24"/>
-          <w:szCs w:val="24"/>
+          <w:rFonts w:ascii="Times New Roman" w:hAnsi="Times New Roman"/>
+          <w:sz w:val="24"/>
         </w:rPr>
         <w:t xml:space="preserve"> Від Луки святого Євангелія читання.</w:t>
       </w:r>
@@ -22848,7 +24404,7 @@
           <w:sz w:val="24"/>
           <w:szCs w:val="24"/>
         </w:rPr>
-        <w:t>(г. 6):</w:t>
+        <w:t>(г. 6):</w:t>
       </w:r>
       <w:r>
         <w:rPr>
@@ -23123,7 +24679,7 @@
           <w:sz w:val="24"/>
           <w:szCs w:val="24"/>
         </w:rPr>
-        <w:t>(12 р.)</w:t>
+        <w:t>(12 р.)</w:t>
       </w:r>
       <w:r>
         <w:rPr>
@@ -24058,7 +25614,7 @@
           <w:sz w:val="24"/>
           <w:szCs w:val="24"/>
         </w:rPr>
-        <w:t>Священник: </w:t>
+        <w:t xml:space="preserve">Священник: </w:t>
       </w:r>
       <w:r>
         <w:rPr>
@@ -25223,7 +26779,7 @@
           <w:sz w:val="24"/>
           <w:szCs w:val="24"/>
         </w:rPr>
-        <w:t>Священник: </w:t>
+        <w:t xml:space="preserve">Священник: </w:t>
       </w:r>
       <w:r>
         <w:rPr>
@@ -25313,7 +26869,7 @@
           <w:sz w:val="24"/>
           <w:szCs w:val="24"/>
         </w:rPr>
-        <w:t>Кондак: (г. 4):</w:t>
+        <w:t>Кондак: (г. 4):</w:t>
       </w:r>
       <w:r>
         <w:rPr>
@@ -26162,7 +27718,7 @@
           <w:sz w:val="24"/>
           <w:szCs w:val="24"/>
         </w:rPr>
-        <w:t>Ірмос (г. 8):</w:t>
+        <w:t>Ірмос (г. 8):</w:t>
       </w:r>
       <w:r>
         <w:rPr>
@@ -26576,21 +28132,19 @@
       </w:pPr>
       <w:r>
         <w:rPr>
-          <w:rFonts w:ascii="Times New Roman" w:hAnsi="Times New Roman" w:cs="Times New Roman"/>
+          <w:rFonts w:ascii="Times New Roman" w:hAnsi="Times New Roman"/>
           <w:i/>
           <w:color w:val="FF4400"/>
           <w:sz w:val="24"/>
-          <w:szCs w:val="24"/>
         </w:rPr>
         <w:t>Священик:</w:t>
       </w:r>
       <w:r>
         <w:rPr>
-          <w:rFonts w:ascii="Times New Roman" w:hAnsi="Times New Roman" w:cs="Times New Roman"/>
-          <w:sz w:val="24"/>
-          <w:szCs w:val="24"/>
-        </w:rPr>
-        <w:t> Бо Тебе хвалять усі сили небесні і Тобі славу возсилаємо: Отцю, і Сину, і Святому Духові, нині і повсякчас, і на віки віків.</w:t>
+          <w:rFonts w:ascii="Times New Roman" w:hAnsi="Times New Roman"/>
+          <w:sz w:val="24"/>
+        </w:rPr>
+        <w:t xml:space="preserve"> Бо Тебе хвалять усі сили небесні і Тобі славу возсилаємо: Отцю, і Сину, і Святому Духові, нині і повсякчас, і на віки віків.</w:t>
       </w:r>
     </w:p>
     <w:p>
@@ -27401,7 +28955,7 @@
           <w:sz w:val="24"/>
           <w:szCs w:val="24"/>
         </w:rPr>
-        <w:t>(г. 1):</w:t>
+        <w:t>(г. 1):</w:t>
       </w:r>
       <w:r>
         <w:rPr>
@@ -27629,7 +29183,7 @@
           <w:sz w:val="24"/>
           <w:szCs w:val="24"/>
         </w:rPr>
-        <w:t>(г. 8):</w:t>
+        <w:t>(г. 8):</w:t>
       </w:r>
       <w:r>
         <w:rPr>
@@ -27763,19 +29317,17 @@
       </w:pPr>
       <w:r>
         <w:rPr>
-          <w:rFonts w:ascii="Times New Roman" w:hAnsi="Times New Roman" w:cs="Times New Roman"/>
+          <w:rFonts w:ascii="Times New Roman" w:hAnsi="Times New Roman"/>
           <w:i/>
           <w:color w:val="FF4400"/>
           <w:sz w:val="24"/>
-          <w:szCs w:val="24"/>
         </w:rPr>
         <w:t>Священик:</w:t>
       </w:r>
       <w:r>
         <w:rPr>
-          <w:rFonts w:ascii="Times New Roman" w:hAnsi="Times New Roman" w:cs="Times New Roman"/>
-          <w:sz w:val="24"/>
-          <w:szCs w:val="24"/>
+          <w:rFonts w:ascii="Times New Roman" w:hAnsi="Times New Roman"/>
+          <w:sz w:val="24"/>
         </w:rPr>
         <w:t xml:space="preserve"> Слава Тобі, що Світло нам показав! </w:t>
       </w:r>
@@ -28222,7 +29774,7 @@
           <w:sz w:val="24"/>
           <w:szCs w:val="24"/>
         </w:rPr>
-        <w:t>(3 р.).</w:t>
+        <w:t>(3 р.).</w:t>
       </w:r>
     </w:p>
     <w:p>
@@ -28343,7 +29895,7 @@
           <w:sz w:val="24"/>
           <w:szCs w:val="24"/>
         </w:rPr>
-        <w:t>(г. 8):</w:t>
+        <w:t>(г. 8):</w:t>
       </w:r>
       <w:r>
         <w:rPr>
@@ -28728,206 +30280,251 @@
     </w:p>
     <w:p>
       <w:pPr>
-        <w:spacing w:after="120"/>
-        <w:jc w:val="both"/>
-        <w:rPr>
-          <w:rFonts w:ascii="Times New Roman" w:hAnsi="Times New Roman" w:cs="Times New Roman"/>
-          <w:sz w:val="24"/>
-          <w:szCs w:val="24"/>
-        </w:rPr>
-      </w:pPr>
-      <w:r>
-        <w:rPr>
-          <w:rFonts w:ascii="Times New Roman" w:hAnsi="Times New Roman" w:cs="Times New Roman"/>
-          <w:i/>
-          <w:color w:val="FF0000"/>
-          <w:sz w:val="24"/>
-          <w:szCs w:val="24"/>
+        <w:pStyle w:val="a"/>
+        <w:spacing w:after="120"/>
+      </w:pPr>
+      <w:r>
+        <w:rPr>
+          <w:rFonts w:ascii="Times New Roman" w:hAnsi="Times New Roman"/>
+          <w:i/>
+          <w:color w:val="FF0000"/>
+          <w:sz w:val="24"/>
         </w:rPr>
         <w:t>Вірні:</w:t>
       </w:r>
       <w:r>
         <w:rPr>
-          <w:rFonts w:ascii="Times New Roman" w:hAnsi="Times New Roman" w:cs="Times New Roman"/>
-          <w:sz w:val="24"/>
-          <w:szCs w:val="24"/>
-        </w:rPr>
-        <w:t xml:space="preserve"> Амінь.</w:t>
-      </w:r>
-    </w:p>
-    <w:p>
-      <w:pPr>
-        <w:spacing w:after="120"/>
-        <w:jc w:val="both"/>
-        <w:rPr>
-          <w:rFonts w:ascii="Times New Roman" w:hAnsi="Times New Roman" w:cs="Times New Roman"/>
-          <w:sz w:val="24"/>
-          <w:szCs w:val="24"/>
-        </w:rPr>
+          <w:rFonts w:ascii="Times New Roman" w:hAnsi="Times New Roman"/>
+          <w:color w:val="000000"/>
+          <w:sz w:val="24"/>
+        </w:rPr>
+        <w:t xml:space="preserve"> </w:t>
+      </w:r>
+      <w:r>
+        <w:rPr>
+          <w:rFonts w:ascii="Times New Roman" w:hAnsi="Times New Roman"/>
+          <w:color w:val="000000"/>
+          <w:sz w:val="24"/>
+        </w:rPr>
+        <w:t>Амі</w:t>
+      </w:r>
+      <w:r>
+        <w:rPr>
+          <w:rFonts w:ascii="Times New Roman" w:hAnsi="Times New Roman"/>
+          <w:sz w:val="24"/>
+        </w:rPr>
+        <w:t>́</w:t>
+      </w:r>
+      <w:r>
+        <w:rPr>
+          <w:rFonts w:ascii="Times New Roman" w:hAnsi="Times New Roman"/>
+          <w:color w:val="000000"/>
+          <w:sz w:val="24"/>
+        </w:rPr>
+        <w:t>нь</w:t>
+      </w:r>
+      <w:r>
+        <w:rPr>
+          <w:rFonts w:ascii="Times New Roman" w:hAnsi="Times New Roman"/>
+          <w:color w:val="000000"/>
+          <w:sz w:val="24"/>
+        </w:rPr>
+        <w:t>.</w:t>
+      </w:r>
+    </w:p>
+    <w:p>
+      <w:pPr>
+        <w:pStyle w:val="a"/>
+        <w:spacing w:after="120"/>
       </w:pPr>
     </w:p>
     <w:p>
       <w:pPr>
         <w:pStyle w:val="3"/>
-        <w:spacing w:before="0" w:after="120"/>
-        <w:jc w:val="center"/>
-        <w:rPr>
-          <w:rFonts w:ascii="Times New Roman" w:eastAsia="Times New Roman" w:hAnsi="Times New Roman" w:cs="Times New Roman"/>
-          <w:b/>
-          <w:i/>
-          <w:color w:val="FF0000"/>
-        </w:rPr>
-      </w:pPr>
-      <w:r>
-        <w:rPr>
-          <w:rFonts w:ascii="Times New Roman" w:eastAsia="Times New Roman" w:hAnsi="Times New Roman" w:cs="Times New Roman"/>
-          <w:b/>
-          <w:i/>
-          <w:color w:val="FF0000"/>
+        <w:spacing w:after="120"/>
+      </w:pPr>
+      <w:r>
+        <w:rPr>
+          <w:rFonts w:ascii="Times New Roman" w:hAnsi="Times New Roman"/>
+          <w:i/>
+          <w:color w:val="FF0000"/>
+          <w:sz w:val="24"/>
         </w:rPr>
         <w:t>Прохальна єктенія</w:t>
       </w:r>
     </w:p>
     <w:p>
       <w:pPr>
-        <w:spacing w:after="120"/>
-        <w:jc w:val="both"/>
-        <w:rPr>
-          <w:rFonts w:ascii="Times New Roman" w:hAnsi="Times New Roman" w:cs="Times New Roman"/>
-          <w:sz w:val="24"/>
-          <w:szCs w:val="24"/>
-        </w:rPr>
-      </w:pPr>
-      <w:bookmarkStart w:id="2" w:name="_heading=h.3znysh7" w:colFirst="0" w:colLast="0"/>
-      <w:bookmarkEnd w:id="2"/>
-      <w:r>
-        <w:rPr>
-          <w:rFonts w:ascii="Times New Roman" w:hAnsi="Times New Roman" w:cs="Times New Roman"/>
-          <w:sz w:val="24"/>
-          <w:szCs w:val="24"/>
-        </w:rPr>
-        <w:t>Сповнім вечірню молитву нашу Господеві.</w:t>
-      </w:r>
-    </w:p>
-    <w:p>
-      <w:pPr>
-        <w:spacing w:after="120"/>
-        <w:jc w:val="both"/>
-        <w:rPr>
-          <w:rFonts w:ascii="Times New Roman" w:hAnsi="Times New Roman" w:cs="Times New Roman"/>
-          <w:sz w:val="24"/>
-          <w:szCs w:val="24"/>
-        </w:rPr>
-      </w:pPr>
-      <w:r>
-        <w:rPr>
-          <w:rFonts w:ascii="Times New Roman" w:hAnsi="Times New Roman" w:cs="Times New Roman"/>
-          <w:i/>
-          <w:color w:val="FF0000"/>
-          <w:sz w:val="24"/>
-          <w:szCs w:val="24"/>
+        <w:pStyle w:val="a4"/>
+        <w:spacing w:after="120"/>
+      </w:pPr>
+      <w:r>
+        <w:rPr>
+          <w:rFonts w:ascii="Times New Roman" w:hAnsi="Times New Roman"/>
+          <w:color w:val="000000"/>
+          <w:sz w:val="24"/>
+        </w:rPr>
+        <w:t xml:space="preserve">Сповнім </w:t>
+      </w:r>
+      <w:r>
+        <w:rPr>
+          <w:rFonts w:ascii="Times New Roman" w:hAnsi="Times New Roman"/>
+          <w:color w:val="000000"/>
+          <w:sz w:val="24"/>
+        </w:rPr>
+        <w:t>ранішню</w:t>
+      </w:r>
+      <w:r>
+        <w:rPr>
+          <w:rFonts w:ascii="Times New Roman" w:hAnsi="Times New Roman"/>
+          <w:color w:val="000000"/>
+          <w:sz w:val="24"/>
+        </w:rPr>
+        <w:t xml:space="preserve"> </w:t>
+      </w:r>
+      <w:r>
+        <w:rPr>
+          <w:rFonts w:ascii="Times New Roman" w:hAnsi="Times New Roman"/>
+          <w:color w:val="000000"/>
+          <w:sz w:val="24"/>
+        </w:rPr>
+        <w:t>молитву нашу Господеві.</w:t>
+      </w:r>
+    </w:p>
+    <w:p>
+      <w:pPr>
+        <w:pStyle w:val="a"/>
+        <w:spacing w:after="120"/>
+      </w:pPr>
+      <w:r>
+        <w:rPr>
+          <w:rFonts w:ascii="Times New Roman" w:hAnsi="Times New Roman"/>
+          <w:i/>
+          <w:color w:val="FF0000"/>
+          <w:sz w:val="24"/>
         </w:rPr>
         <w:t>Вірні:</w:t>
       </w:r>
       <w:r>
         <w:rPr>
-          <w:rFonts w:ascii="Times New Roman" w:hAnsi="Times New Roman" w:cs="Times New Roman"/>
-          <w:color w:val="FF0000"/>
-          <w:sz w:val="24"/>
-          <w:szCs w:val="24"/>
+          <w:rFonts w:ascii="Times New Roman" w:hAnsi="Times New Roman"/>
+          <w:color w:val="FF0000"/>
+          <w:sz w:val="24"/>
         </w:rPr>
         <w:t xml:space="preserve"> </w:t>
       </w:r>
       <w:r>
         <w:rPr>
-          <w:rFonts w:ascii="Times New Roman" w:hAnsi="Times New Roman" w:cs="Times New Roman"/>
-          <w:sz w:val="24"/>
-          <w:szCs w:val="24"/>
-        </w:rPr>
-        <w:t>Господи, помилуй.</w:t>
-      </w:r>
-    </w:p>
-    <w:p>
-      <w:pPr>
-        <w:spacing w:after="120"/>
-        <w:rPr>
-          <w:rFonts w:ascii="Times New Roman" w:hAnsi="Times New Roman" w:cs="Times New Roman"/>
-          <w:sz w:val="24"/>
-          <w:szCs w:val="24"/>
-        </w:rPr>
-      </w:pPr>
-      <w:r>
-        <w:rPr>
-          <w:rFonts w:ascii="Times New Roman" w:hAnsi="Times New Roman" w:cs="Times New Roman"/>
-          <w:sz w:val="24"/>
-          <w:szCs w:val="24"/>
-        </w:rPr>
-        <w:t>Заступи, спаси, помилуй і о</w:t>
-      </w:r>
-      <w:r>
-        <w:rPr>
-          <w:rFonts w:ascii="Times New Roman" w:hAnsi="Times New Roman" w:cs="Times New Roman"/>
-          <w:sz w:val="24"/>
-          <w:szCs w:val="24"/>
-        </w:rPr>
-        <w:t>хорони нас, Боже, Твоєю благодаттю</w:t>
-      </w:r>
-    </w:p>
-    <w:p>
-      <w:pPr>
-        <w:spacing w:after="120"/>
-        <w:jc w:val="both"/>
-        <w:rPr>
-          <w:rFonts w:ascii="Times New Roman" w:hAnsi="Times New Roman" w:cs="Times New Roman"/>
-          <w:sz w:val="24"/>
-          <w:szCs w:val="24"/>
-        </w:rPr>
-      </w:pPr>
-      <w:r>
-        <w:rPr>
-          <w:rFonts w:ascii="Times New Roman" w:hAnsi="Times New Roman" w:cs="Times New Roman"/>
-          <w:i/>
-          <w:color w:val="FF0000"/>
-          <w:sz w:val="24"/>
-          <w:szCs w:val="24"/>
+          <w:rFonts w:ascii="Times New Roman" w:hAnsi="Times New Roman"/>
+          <w:color w:val="000000"/>
+          <w:sz w:val="24"/>
+        </w:rPr>
+        <w:t>Го</w:t>
+      </w:r>
+      <w:r>
+        <w:rPr>
+          <w:rFonts w:ascii="Times New Roman" w:hAnsi="Times New Roman"/>
+          <w:color w:val="000000"/>
+          <w:sz w:val="24"/>
+        </w:rPr>
+        <w:t>́</w:t>
+      </w:r>
+      <w:r>
+        <w:rPr>
+          <w:rFonts w:ascii="Times New Roman" w:hAnsi="Times New Roman"/>
+          <w:color w:val="000000"/>
+          <w:sz w:val="24"/>
+        </w:rPr>
+        <w:t>споди, помилуй.</w:t>
+      </w:r>
+    </w:p>
+    <w:p>
+      <w:pPr>
+        <w:pStyle w:val="a"/>
+        <w:spacing w:after="120"/>
+      </w:pPr>
+      <w:r>
+        <w:rPr>
+          <w:rFonts w:ascii="Times New Roman" w:hAnsi="Times New Roman"/>
+          <w:sz w:val="24"/>
+        </w:rPr>
+        <w:t>Заступи, спаси, помилуй і охорони нас, Боже, Твоєю благодаттю</w:t>
+      </w:r>
+    </w:p>
+    <w:p>
+      <w:pPr>
+        <w:pStyle w:val="a"/>
+        <w:spacing w:after="120"/>
+      </w:pPr>
+      <w:r>
+        <w:rPr>
+          <w:rFonts w:ascii="Times New Roman" w:hAnsi="Times New Roman"/>
+          <w:i/>
+          <w:color w:val="FF0000"/>
+          <w:sz w:val="24"/>
         </w:rPr>
         <w:t>Вірні:</w:t>
       </w:r>
       <w:r>
         <w:rPr>
-          <w:rFonts w:ascii="Times New Roman" w:hAnsi="Times New Roman" w:cs="Times New Roman"/>
-          <w:color w:val="FF0000"/>
-          <w:sz w:val="24"/>
-          <w:szCs w:val="24"/>
+          <w:rFonts w:ascii="Times New Roman" w:hAnsi="Times New Roman"/>
+          <w:color w:val="FF0000"/>
+          <w:sz w:val="24"/>
         </w:rPr>
         <w:t xml:space="preserve"> </w:t>
       </w:r>
       <w:r>
         <w:rPr>
-          <w:rFonts w:ascii="Times New Roman" w:hAnsi="Times New Roman" w:cs="Times New Roman"/>
-          <w:sz w:val="24"/>
-          <w:szCs w:val="24"/>
-        </w:rPr>
-        <w:t>Господи, помилуй.</w:t>
-      </w:r>
-    </w:p>
-    <w:p>
-      <w:pPr>
-        <w:spacing w:after="120"/>
-        <w:jc w:val="both"/>
-        <w:rPr>
-          <w:rFonts w:ascii="Times New Roman" w:hAnsi="Times New Roman" w:cs="Times New Roman"/>
-          <w:sz w:val="24"/>
-          <w:szCs w:val="24"/>
-        </w:rPr>
-      </w:pPr>
-      <w:r>
-        <w:rPr>
-          <w:rFonts w:ascii="Times New Roman" w:hAnsi="Times New Roman" w:cs="Times New Roman"/>
-          <w:sz w:val="24"/>
-          <w:szCs w:val="24"/>
-        </w:rPr>
-        <w:t>Вечора всього досконалого, святого, мирного і безгрішного у Господа просім.</w:t>
+          <w:rFonts w:ascii="Times New Roman" w:hAnsi="Times New Roman"/>
+          <w:color w:val="000000"/>
+          <w:sz w:val="24"/>
+        </w:rPr>
+        <w:t>Го</w:t>
+      </w:r>
+      <w:r>
+        <w:rPr>
+          <w:rFonts w:ascii="Times New Roman" w:hAnsi="Times New Roman"/>
+          <w:sz w:val="24"/>
+        </w:rPr>
+        <w:t>́</w:t>
+      </w:r>
+      <w:r>
+        <w:rPr>
+          <w:rFonts w:ascii="Times New Roman" w:hAnsi="Times New Roman"/>
+          <w:color w:val="000000"/>
+          <w:sz w:val="24"/>
+        </w:rPr>
+        <w:t>споди, помилуй.</w:t>
+      </w:r>
+    </w:p>
+    <w:p>
+      <w:pPr>
+        <w:pStyle w:val="a4"/>
+        <w:spacing w:after="120"/>
+      </w:pPr>
+      <w:r>
+        <w:rPr>
+          <w:rFonts w:ascii="Times New Roman" w:hAnsi="Times New Roman"/>
+          <w:color w:val="000000"/>
+          <w:sz w:val="24"/>
+        </w:rPr>
+        <w:t>Дня</w:t>
+      </w:r>
+      <w:r>
+        <w:rPr>
+          <w:rFonts w:ascii="Times New Roman" w:hAnsi="Times New Roman"/>
+          <w:color w:val="000000"/>
+          <w:sz w:val="24"/>
+        </w:rPr>
+        <w:t xml:space="preserve"> </w:t>
+      </w:r>
+      <w:r>
+        <w:rPr>
+          <w:rFonts w:ascii="Times New Roman" w:hAnsi="Times New Roman"/>
+          <w:color w:val="000000"/>
+          <w:sz w:val="24"/>
+        </w:rPr>
+        <w:t>всього досконалого, святого, мирного і безгрішного у Господа просім.</w:t>
       </w:r>
     </w:p>
     <w:p>
@@ -29309,29 +30906,19 @@
       </w:pPr>
       <w:r>
         <w:rPr>
-          <w:rFonts w:ascii="Times New Roman" w:hAnsi="Times New Roman" w:cs="Times New Roman"/>
+          <w:rFonts w:ascii="Times New Roman" w:hAnsi="Times New Roman"/>
           <w:i/>
           <w:color w:val="FF4400"/>
           <w:sz w:val="24"/>
-          <w:szCs w:val="24"/>
         </w:rPr>
         <w:t>Священик:</w:t>
       </w:r>
       <w:r>
         <w:rPr>
-          <w:rFonts w:ascii="Times New Roman" w:hAnsi="Times New Roman" w:cs="Times New Roman"/>
-          <w:sz w:val="24"/>
-          <w:szCs w:val="24"/>
-        </w:rPr>
-        <w:t xml:space="preserve"> Бо Ти – Бог милости, ласк і людинолюбности, і Тобі славу</w:t>
-      </w:r>
-      <w:r>
-        <w:rPr>
-          <w:rFonts w:ascii="Times New Roman" w:hAnsi="Times New Roman" w:cs="Times New Roman"/>
-          <w:sz w:val="24"/>
-          <w:szCs w:val="24"/>
-        </w:rPr>
-        <w:t xml:space="preserve"> віддаємо, Отцю, і Сину, і Святому Духові, нині, і повсякчас, і на віки віків.</w:t>
+          <w:rFonts w:ascii="Times New Roman" w:hAnsi="Times New Roman"/>
+          <w:sz w:val="24"/>
+        </w:rPr>
+        <w:t xml:space="preserve"> Бо Ти – Бог милости, ласк і людинолюбности, і Тобі славу віддаємо, Отцю, і Сину, і Святому Духові, нині, і повсякчас, і на віки віків.</w:t>
       </w:r>
     </w:p>
     <w:p>
@@ -29384,19 +30971,17 @@
       </w:pPr>
       <w:r>
         <w:rPr>
-          <w:rFonts w:ascii="Times New Roman" w:hAnsi="Times New Roman" w:cs="Times New Roman"/>
+          <w:rFonts w:ascii="Times New Roman" w:hAnsi="Times New Roman"/>
           <w:i/>
           <w:color w:val="FF4400"/>
           <w:sz w:val="24"/>
-          <w:szCs w:val="24"/>
         </w:rPr>
         <w:t>Священик:</w:t>
       </w:r>
       <w:r>
         <w:rPr>
-          <w:rFonts w:ascii="Times New Roman" w:hAnsi="Times New Roman" w:cs="Times New Roman"/>
-          <w:sz w:val="24"/>
-          <w:szCs w:val="24"/>
+          <w:rFonts w:ascii="Times New Roman" w:hAnsi="Times New Roman"/>
+          <w:sz w:val="24"/>
         </w:rPr>
         <w:t xml:space="preserve"> Мир всім.</w:t>
       </w:r>
@@ -29713,19 +31298,17 @@
       </w:pPr>
       <w:r>
         <w:rPr>
-          <w:rFonts w:ascii="Times New Roman" w:hAnsi="Times New Roman" w:cs="Times New Roman"/>
+          <w:rFonts w:ascii="Times New Roman" w:hAnsi="Times New Roman"/>
           <w:i/>
           <w:color w:val="FF4400"/>
           <w:sz w:val="24"/>
-          <w:szCs w:val="24"/>
         </w:rPr>
         <w:t>Священик:</w:t>
       </w:r>
       <w:r>
         <w:rPr>
-          <w:rFonts w:ascii="Times New Roman" w:hAnsi="Times New Roman" w:cs="Times New Roman"/>
-          <w:sz w:val="24"/>
-          <w:szCs w:val="24"/>
+          <w:rFonts w:ascii="Times New Roman" w:hAnsi="Times New Roman"/>
+          <w:sz w:val="24"/>
         </w:rPr>
         <w:t xml:space="preserve"> Благословенний Христос, Бог наш, завжди, нині і повсякчас, і на віки віків.</w:t>
       </w:r>
@@ -29780,19 +31363,17 @@
       </w:pPr>
       <w:r>
         <w:rPr>
-          <w:rFonts w:ascii="Times New Roman" w:hAnsi="Times New Roman" w:cs="Times New Roman"/>
+          <w:rFonts w:ascii="Times New Roman" w:hAnsi="Times New Roman"/>
           <w:i/>
           <w:color w:val="FF4400"/>
           <w:sz w:val="24"/>
-          <w:szCs w:val="24"/>
         </w:rPr>
         <w:t>Священик:</w:t>
       </w:r>
       <w:r>
         <w:rPr>
-          <w:rFonts w:ascii="Times New Roman" w:hAnsi="Times New Roman" w:cs="Times New Roman"/>
-          <w:sz w:val="24"/>
-          <w:szCs w:val="24"/>
+          <w:rFonts w:ascii="Times New Roman" w:hAnsi="Times New Roman"/>
+          <w:sz w:val="24"/>
         </w:rPr>
         <w:t xml:space="preserve"> Пресвята Богородице, спаси нас.</w:t>
       </w:r>
@@ -29838,29 +31419,19 @@
       </w:pPr>
       <w:r>
         <w:rPr>
-          <w:rFonts w:ascii="Times New Roman" w:hAnsi="Times New Roman" w:cs="Times New Roman"/>
+          <w:rFonts w:ascii="Times New Roman" w:hAnsi="Times New Roman"/>
           <w:i/>
           <w:color w:val="FF4400"/>
           <w:sz w:val="24"/>
-          <w:szCs w:val="24"/>
         </w:rPr>
         <w:t>Священик:</w:t>
       </w:r>
       <w:r>
         <w:rPr>
-          <w:rFonts w:ascii="Times New Roman" w:hAnsi="Times New Roman" w:cs="Times New Roman"/>
-          <w:sz w:val="24"/>
-          <w:szCs w:val="24"/>
-        </w:rPr>
-        <w:t xml:space="preserve"> Слав</w:t>
-      </w:r>
-      <w:r>
-        <w:rPr>
-          <w:rFonts w:ascii="Times New Roman" w:hAnsi="Times New Roman" w:cs="Times New Roman"/>
-          <w:sz w:val="24"/>
-          <w:szCs w:val="24"/>
-        </w:rPr>
-        <w:t>а тобі, Христе Боже, надіє наша, слава тобі!</w:t>
+          <w:rFonts w:ascii="Times New Roman" w:hAnsi="Times New Roman"/>
+          <w:sz w:val="24"/>
+        </w:rPr>
+        <w:t xml:space="preserve"> Слава тобі, Христе Боже, надіє наша, слава тобі!</w:t>
       </w:r>
     </w:p>
     <w:p>
@@ -29908,7 +31479,7 @@
           <w:sz w:val="24"/>
           <w:szCs w:val="24"/>
         </w:rPr>
-        <w:t>(3 р.)</w:t>
+        <w:t>(3 р.)</w:t>
       </w:r>
       <w:r>
         <w:rPr>
@@ -29929,70 +31500,21 @@
       </w:r>
     </w:p>
     <w:p>
-      <w:pPr>
-        <w:rPr>
-          <w:rFonts w:ascii="Times New Roman" w:hAnsi="Times New Roman" w:cs="Times New Roman"/>
-        </w:rPr>
-      </w:pPr>
-      <w:r>
-        <w:rPr>
-          <w:rFonts w:ascii="Times New Roman" w:hAnsi="Times New Roman" w:cs="Times New Roman"/>
+      <w:r>
+        <w:rPr>
+          <w:rFonts w:ascii="Times New Roman" w:hAnsi="Times New Roman"/>
           <w:i/>
           <w:color w:val="FF4400"/>
           <w:sz w:val="24"/>
-          <w:szCs w:val="24"/>
         </w:rPr>
         <w:t>Священик:</w:t>
       </w:r>
       <w:r>
         <w:rPr>
-          <w:rFonts w:ascii="Times New Roman" w:hAnsi="Times New Roman" w:cs="Times New Roman"/>
-          <w:sz w:val="24"/>
-          <w:szCs w:val="24"/>
-        </w:rPr>
-        <w:t xml:space="preserve"> Христос, істинний Бог наш - молитвами пречистої Своєї Матері, якої чесного п</w:t>
-      </w:r>
-      <w:r>
-        <w:rPr>
-          <w:rFonts w:ascii="Times New Roman" w:hAnsi="Times New Roman" w:cs="Times New Roman"/>
-          <w:sz w:val="24"/>
-          <w:szCs w:val="24"/>
-        </w:rPr>
-        <w:t>ояса положення сьогодні пам'ять світло звершуємо, силою чесного і животворчого Хреста, заступництвом чесних небесних сил безтілесних, чесного і славного пророка, предтечі і хрестителя Йоана, святих славних і всехвальних апостолів, святого отця нашого Микол</w:t>
-      </w:r>
-      <w:r>
-        <w:rPr>
-          <w:rFonts w:ascii="Times New Roman" w:hAnsi="Times New Roman" w:cs="Times New Roman"/>
-          <w:sz w:val="24"/>
-          <w:szCs w:val="24"/>
-        </w:rPr>
-        <w:t xml:space="preserve">ая, архиєпископа Мир Ликійських, чудотворця, святих славних і переможних мучеників, преподобних і богоносних отців наших, святих і праведних богоотців Йоакима й Анни, святого, </w:t>
-      </w:r>
-      <w:r>
-        <w:rPr>
-          <w:rFonts w:ascii="Times New Roman" w:hAnsi="Times New Roman" w:cs="Times New Roman"/>
-          <w:i/>
-          <w:color w:val="FF4400"/>
-          <w:sz w:val="24"/>
-          <w:szCs w:val="24"/>
-        </w:rPr>
-        <w:t>якого є храм</w:t>
-      </w:r>
-      <w:r>
-        <w:rPr>
-          <w:rFonts w:ascii="Times New Roman" w:hAnsi="Times New Roman" w:cs="Times New Roman"/>
-          <w:sz w:val="24"/>
-          <w:szCs w:val="24"/>
-        </w:rPr>
-        <w:t>, положення чесного пояса Пресвятої Владичиці нашої Богородиці і всі</w:t>
-      </w:r>
-      <w:r>
-        <w:rPr>
-          <w:rFonts w:ascii="Times New Roman" w:hAnsi="Times New Roman" w:cs="Times New Roman"/>
-          <w:sz w:val="24"/>
-          <w:szCs w:val="24"/>
-        </w:rPr>
-        <w:t>х святих - помилує і спасе нас як благий і людинолюбний.</w:t>
+          <w:rFonts w:ascii="Times New Roman" w:hAnsi="Times New Roman"/>
+          <w:sz w:val="24"/>
+        </w:rPr>
+        <w:t xml:space="preserve"> Христос, істинний Бог наш - молитвами пречистої Своєї Матері, Пресвятої Владичиці нашої Богородиці, що її чесного пояса положення сьогодні пам'ять світло звершуємо, святих славних і всехвальних апостолів, і всіх святих - помилує і спасе нас як благий і людинолюбний.</w:t>
       </w:r>
     </w:p>
     <w:p>
